--- a/tillsyn/A 25097-2026 tillsynsbegäran.docx
+++ b/tillsyn/A 25097-2026 tillsynsbegäran.docx
@@ -231,7 +231,7 @@
     <w:r>
       <w:tab/>
       <w:tab/>
-      <w:t>2026-06-03</w:t>
+      <w:t>2026-06-04</w:t>
       <w:br/>
       <w:br/>
     </w:r>

--- a/tillsyn/A 25097-2026 tillsynsbegäran.docx
+++ b/tillsyn/A 25097-2026 tillsynsbegäran.docx
@@ -231,7 +231,7 @@
     <w:r>
       <w:tab/>
       <w:tab/>
-      <w:t>2026-06-04</w:t>
+      <w:t>2026-06-05</w:t>
       <w:br/>
       <w:br/>
     </w:r>

--- a/tillsyn/A 25097-2026 tillsynsbegäran.docx
+++ b/tillsyn/A 25097-2026 tillsynsbegäran.docx
@@ -231,7 +231,7 @@
     <w:r>
       <w:tab/>
       <w:tab/>
-      <w:t>2026-06-05</w:t>
+      <w:t>2026-06-06</w:t>
       <w:br/>
       <w:br/>
     </w:r>

--- a/tillsyn/A 25097-2026 tillsynsbegäran.docx
+++ b/tillsyn/A 25097-2026 tillsynsbegäran.docx
@@ -231,7 +231,7 @@
     <w:r>
       <w:tab/>
       <w:tab/>
-      <w:t>2026-06-06</w:t>
+      <w:t>2026-06-07</w:t>
       <w:br/>
       <w:br/>
     </w:r>

--- a/tillsyn/A 25097-2026 tillsynsbegäran.docx
+++ b/tillsyn/A 25097-2026 tillsynsbegäran.docx
@@ -231,7 +231,7 @@
     <w:r>
       <w:tab/>
       <w:tab/>
-      <w:t>2026-06-07</w:t>
+      <w:t>2026-06-08</w:t>
       <w:br/>
       <w:br/>
     </w:r>

--- a/tillsyn/A 25097-2026 tillsynsbegäran.docx
+++ b/tillsyn/A 25097-2026 tillsynsbegäran.docx
@@ -35,7 +35,7 @@
     </w:p>
     <w:p>
       <w:r>
-        <w:t>I avverkningsanmälan har följande 1 naturvårdsarter hittats: fläcknycklar (§8). För fridlysta arter anges även paragrafen i Artskyddsförordningen som arten är fridlyst enligt.</w:t>
+        <w:t>I avverkningsanmälan har följande 2 naturvårdsarter hittats: korallblylav (S) och fläcknycklar (§8). Arter som är signalarter enligt Skogsstyrelsen har markerats med (S). För fridlysta arter anges även paragrafen i Artskyddsförordningen som arten är fridlyst enligt.</w:t>
       </w:r>
     </w:p>
     <w:p>
@@ -88,6 +88,35 @@
       </w:pPr>
       <w:r>
         <w:t>Figur 1. Fyndplatser för naturvårdsarter i det avverkningsanmälda området (röd linje). Markörer utan svart kant är placerade på fyndplatsen. Markörer med svart kant är placerade vid sidan av fyndplatsen och har ett svart streck som visar fyndplatsens exakta position. Kartans mittpunktskoordinat är N 6621818, E 499551 i SWEREF 99 TM.</w:t>
+      </w:r>
+    </w:p>
+    <w:p>
+      <w:r>
+        <w:rPr>
+          <w:b/>
+        </w:rPr>
+        <w:t>Korallblylav</w:t>
+      </w:r>
+      <w:r>
+        <w:t xml:space="preserve"> växer på bark av asp, ask, rönn, sälg, bok och lönn och signalerar överallt skogsbestånd med höga naturvärden och den följs nästan alltid av andra ovanliga och rödlistade arter. Den indikerar hög och jämn luftfuktighet och växer främst i områden med lång skoglig kontinuitet där det funnits ett ständigt inslag av gamla lövträd. Korallblylav är typisk art för </w:t>
+      </w:r>
+      <w:r>
+        <w:rPr>
+          <w:i/>
+        </w:rPr>
+        <w:t xml:space="preserve">9020 Nordlig ädellövskog, 9070 Trädklädd betesmark, 9160 Näringsrik ekskog, 9180 Ädellövskog i branter </w:t>
+      </w:r>
+      <w:r>
+        <w:t>och</w:t>
+      </w:r>
+      <w:r>
+        <w:rPr>
+          <w:i/>
+        </w:rPr>
+        <w:t xml:space="preserve"> 9190 Näringsfattig ekskog</w:t>
+      </w:r>
+      <w:r>
+        <w:t xml:space="preserve"> (SLU Artdatabanken, 2024; Nitare &amp; Skogsstyrelsen, 2019).</w:t>
       </w:r>
     </w:p>
     <w:p>
@@ -231,7 +260,7 @@
     <w:r>
       <w:tab/>
       <w:tab/>
-      <w:t>2026-06-08</w:t>
+      <w:t>2026-06-09</w:t>
       <w:br/>
       <w:br/>
     </w:r>

--- a/tillsyn/A 25097-2026 tillsynsbegäran.docx
+++ b/tillsyn/A 25097-2026 tillsynsbegäran.docx
@@ -260,7 +260,7 @@
     <w:r>
       <w:tab/>
       <w:tab/>
-      <w:t>2026-06-09</w:t>
+      <w:t>2026-06-10</w:t>
       <w:br/>
       <w:br/>
     </w:r>

--- a/tillsyn/A 25097-2026 tillsynsbegäran.docx
+++ b/tillsyn/A 25097-2026 tillsynsbegäran.docx
@@ -260,7 +260,7 @@
     <w:r>
       <w:tab/>
       <w:tab/>
-      <w:t>2026-06-10</w:t>
+      <w:t>2026-06-11</w:t>
       <w:br/>
       <w:br/>
     </w:r>

--- a/tillsyn/A 25097-2026 tillsynsbegäran.docx
+++ b/tillsyn/A 25097-2026 tillsynsbegäran.docx
@@ -260,7 +260,7 @@
     <w:r>
       <w:tab/>
       <w:tab/>
-      <w:t>2026-06-11</w:t>
+      <w:t>2026-06-12</w:t>
       <w:br/>
       <w:br/>
     </w:r>

--- a/tillsyn/A 25097-2026 tillsynsbegäran.docx
+++ b/tillsyn/A 25097-2026 tillsynsbegäran.docx
@@ -260,7 +260,7 @@
     <w:r>
       <w:tab/>
       <w:tab/>
-      <w:t>2026-06-12</w:t>
+      <w:t>2026-06-13</w:t>
       <w:br/>
       <w:br/>
     </w:r>

--- a/tillsyn/A 25097-2026 tillsynsbegäran.docx
+++ b/tillsyn/A 25097-2026 tillsynsbegäran.docx
@@ -260,7 +260,7 @@
     <w:r>
       <w:tab/>
       <w:tab/>
-      <w:t>2026-06-13</w:t>
+      <w:t>2026-06-14</w:t>
       <w:br/>
       <w:br/>
     </w:r>

--- a/tillsyn/A 25097-2026 tillsynsbegäran.docx
+++ b/tillsyn/A 25097-2026 tillsynsbegäran.docx
@@ -260,7 +260,7 @@
     <w:r>
       <w:tab/>
       <w:tab/>
-      <w:t>2026-06-15</w:t>
+      <w:t>2026-06-16</w:t>
       <w:br/>
       <w:br/>
     </w:r>

--- a/tillsyn/A 25097-2026 tillsynsbegäran.docx
+++ b/tillsyn/A 25097-2026 tillsynsbegäran.docx
@@ -260,7 +260,7 @@
     <w:r>
       <w:tab/>
       <w:tab/>
-      <w:t>2026-06-16</w:t>
+      <w:t>2026-06-17</w:t>
       <w:br/>
       <w:br/>
     </w:r>

--- a/tillsyn/A 25097-2026 tillsynsbegäran.docx
+++ b/tillsyn/A 25097-2026 tillsynsbegäran.docx
@@ -1,6 +1,6 @@
 
 <file path=word/document.xml><?xml version="1.0" encoding="utf-8"?>
-<w:document xmlns:wpc="http://schemas.microsoft.com/office/word/2010/wordprocessingCanvas" xmlns:cx="http://schemas.microsoft.com/office/drawing/2014/chartex" xmlns:cx1="http://schemas.microsoft.com/office/drawing/2015/9/8/chartex" xmlns:cx2="http://schemas.microsoft.com/office/drawing/2015/10/21/chartex" xmlns:cx3="http://schemas.microsoft.com/office/drawing/2016/5/9/chartex" xmlns:cx4="http://schemas.microsoft.com/office/drawing/2016/5/10/chartex" xmlns:cx5="http://schemas.microsoft.com/office/drawing/2016/5/11/chartex" xmlns:cx6="http://schemas.microsoft.com/office/drawing/2016/5/12/chartex" xmlns:cx7="http://schemas.microsoft.com/office/drawing/2016/5/13/chartex" xmlns:cx8="http://schemas.microsoft.com/office/drawing/2016/5/14/chartex" xmlns:mc="http://schemas.openxmlformats.org/markup-compatibility/2006" xmlns:aink="http://schemas.microsoft.com/office/drawing/2016/ink" xmlns:am3d="http://schemas.microsoft.com/office/drawing/2017/model3d" xmlns:o="urn:schemas-microsoft-com:office:office" xmlns:oel="http://schemas.microsoft.com/office/2019/extlst" xmlns:r="http://schemas.openxmlformats.org/officeDocument/2006/relationships" xmlns:m="http://schemas.openxmlformats.org/officeDocument/2006/math" xmlns:v="urn:schemas-microsoft-com:vml" xmlns:wp14="http://schemas.microsoft.com/office/word/2010/wordprocessingDrawing" xmlns:wp="http://schemas.openxmlformats.org/drawingml/2006/wordprocessingDrawing" xmlns:w10="urn:schemas-microsoft-com:office:word" xmlns:w="http://schemas.openxmlformats.org/wordprocessingml/2006/main" xmlns:w14="http://schemas.microsoft.com/office/word/2010/wordml" xmlns:w15="http://schemas.microsoft.com/office/word/2012/wordml" xmlns:w16cex="http://schemas.microsoft.com/office/word/2018/wordml/cex" xmlns:w16cid="http://schemas.microsoft.com/office/word/2016/wordml/cid" xmlns:w16="http://schemas.microsoft.com/office/word/2018/wordml" xmlns:w16sdtdh="http://schemas.microsoft.com/office/word/2020/wordml/sdtdatahash" xmlns:w16se="http://schemas.microsoft.com/office/word/2015/wordml/symex" xmlns:wpg="http://schemas.microsoft.com/office/word/2010/wordprocessingGroup" xmlns:wpi="http://schemas.microsoft.com/office/word/2010/wordprocessingInk" xmlns:wne="http://schemas.microsoft.com/office/word/2006/wordml" xmlns:wps="http://schemas.microsoft.com/office/word/2010/wordprocessingShape" mc:Ignorable="w14 w15 w16se w16cid w16 w16cex w16sdtdh wp14">
+<w:document xmlns:wpc="http://schemas.microsoft.com/office/word/2010/wordprocessingCanvas" xmlns:cx="http://schemas.microsoft.com/office/drawing/2014/chartex" xmlns:cx1="http://schemas.microsoft.com/office/drawing/2015/9/8/chartex" xmlns:cx2="http://schemas.microsoft.com/office/drawing/2015/10/21/chartex" xmlns:cx3="http://schemas.microsoft.com/office/drawing/2016/5/9/chartex" xmlns:cx4="http://schemas.microsoft.com/office/drawing/2016/5/10/chartex" xmlns:cx5="http://schemas.microsoft.com/office/drawing/2016/5/11/chartex" xmlns:cx6="http://schemas.microsoft.com/office/drawing/2016/5/12/chartex" xmlns:cx7="http://schemas.microsoft.com/office/drawing/2016/5/13/chartex" xmlns:cx8="http://schemas.microsoft.com/office/drawing/2016/5/14/chartex" xmlns:mc="http://schemas.openxmlformats.org/markup-compatibility/2006" xmlns:aink="http://schemas.microsoft.com/office/drawing/2016/ink" xmlns:am3d="http://schemas.microsoft.com/office/drawing/2017/model3d" xmlns:o="urn:schemas-microsoft-com:office:office" xmlns:oel="http://schemas.microsoft.com/office/2019/extlst" xmlns:r="http://schemas.openxmlformats.org/officeDocument/2006/relationships" xmlns:m="http://schemas.openxmlformats.org/officeDocument/2006/math" xmlns:v="urn:schemas-microsoft-com:vml" xmlns:wp14="http://schemas.microsoft.com/office/word/2010/wordprocessingDrawing" xmlns:wp="http://schemas.openxmlformats.org/drawingml/2006/wordprocessingDrawing" xmlns:w10="urn:schemas-microsoft-com:office:word" xmlns:w="http://schemas.openxmlformats.org/wordprocessingml/2006/main" xmlns:w14="http://schemas.microsoft.com/office/word/2010/wordml" xmlns:w15="http://schemas.microsoft.com/office/word/2012/wordml" xmlns:w16cex="http://schemas.microsoft.com/office/word/2018/wordml/cex" xmlns:w16cid="http://schemas.microsoft.com/office/word/2016/wordml/cid" xmlns:w16="http://schemas.microsoft.com/office/word/2018/wordml" xmlns:w16du="http://schemas.microsoft.com/office/word/2023/wordml/word16du" xmlns:w16sdtdh="http://schemas.microsoft.com/office/word/2020/wordml/sdtdatahash" xmlns:w16sdtfl="http://schemas.microsoft.com/office/word/2024/wordml/sdtformatlock" xmlns:w16se="http://schemas.microsoft.com/office/word/2015/wordml/symex" xmlns:wpg="http://schemas.microsoft.com/office/word/2010/wordprocessingGroup" xmlns:wpi="http://schemas.microsoft.com/office/word/2010/wordprocessingInk" xmlns:wne="http://schemas.microsoft.com/office/word/2006/wordml" xmlns:wps="http://schemas.microsoft.com/office/word/2010/wordprocessingShape" mc:Ignorable="w14 w15 w16se w16cid w16 w16cex w16sdtdh w16sdtfl w16du wp14">
   <w:body>
     <w:p>
       <w:pPr>
@@ -12,35 +12,10 @@
     </w:p>
     <w:p>
       <w:r>
-        <w:t>Detta dokument behandlar höga naturvärden i avverkningsanmälan A 25097-2026 i Lindesbergs kommun. Denna avverkningsanmälan inkom 2026-06-02 08:09:41 och omfattar 23,0 ha.</w:t>
+        <w:t>Detta dokument behandlar höga naturvärden i avverkningsanmälan A 25097-2026 i Lindesbergs kommun som inkom 2026-06-02 och omfattar 23,0 ha.</w:t>
       </w:r>
-    </w:p>
-    <w:p>
       <w:r>
-        <w:t>Vi begär härmed att Skogsstyrelsen fattar beslut enligt miljöbalken som säkerställer att skogens höga naturvärden bevaras samt säkerställer att EU-lagstiftning efterlevs och att artskyddsbrott förhindras. Vi önskar även ta del av de ställningstaganden och beslut som myndigheterna meddelar till följd av aktuell avverkningsanmälan och föreningens inlaga (se 34 § förvaltningslagen).</w:t>
-      </w:r>
-    </w:p>
-    <w:p>
-      <w:r>
-        <w:t>Nedan beskrivs fynd av naturvårdsarter och fridlysta arter som gjorts i det avverkningsanmälda området.</w:t>
-      </w:r>
-    </w:p>
-    <w:p>
-      <w:pPr>
-        <w:pStyle w:val="Heading1"/>
-      </w:pPr>
-      <w:r>
-        <w:t>Naturvårdsarter</w:t>
-      </w:r>
-    </w:p>
-    <w:p>
-      <w:r>
-        <w:t>I avverkningsanmälan har följande 2 naturvårdsarter hittats: korallblylav (S) och fläcknycklar (§8). Arter som är signalarter enligt Skogsstyrelsen har markerats med (S). För fridlysta arter anges även paragrafen i Artskyddsförordningen som arten är fridlyst enligt.</w:t>
-      </w:r>
-    </w:p>
-    <w:p>
-      <w:r>
-        <w:t>De påträffade naturvårdsarterna är ett tydligt kvitto på att detta rör sig om en skog med höga naturvärden. I Figur 1 visas en karta över det avverkningsanmälda området, där samtliga fyndplatser för naturvårdsarter som finns registrerade på Artportalen har markerats.</w:t>
+        <w:t xml:space="preserve"> I Figur 1 visas fyndplatser för naturvårdsarter i området, som finns registrerade på Artportalen.</w:t>
       </w:r>
     </w:p>
     <w:p>
@@ -50,7 +25,7 @@
       <w:r>
         <w:drawing>
           <wp:inline xmlns:a="http://schemas.openxmlformats.org/drawingml/2006/main" xmlns:pic="http://schemas.openxmlformats.org/drawingml/2006/picture">
-            <wp:extent cx="5486400" cy="7299238"/>
+            <wp:extent cx="4382301" cy="5688000"/>
             <wp:docPr id="1" name="Picture 1"/>
             <wp:cNvGraphicFramePr>
               <a:graphicFrameLocks noChangeAspect="1"/>
@@ -71,7 +46,7 @@
                   <pic:spPr>
                     <a:xfrm>
                       <a:off x="0" y="0"/>
-                      <a:ext cx="5486400" cy="7299238"/>
+                      <a:ext cx="4382301" cy="5688000"/>
                     </a:xfrm>
                     <a:prstGeom prst="rect"/>
                   </pic:spPr>
@@ -85,9 +60,94 @@
     <w:p>
       <w:pPr>
         <w:pStyle w:val="Caption"/>
+        <w:spacing w:after="240"/>
       </w:pPr>
       <w:r>
-        <w:t>Figur 1. Fyndplatser för naturvårdsarter i det avverkningsanmälda området (röd linje). Markörer utan svart kant är placerade på fyndplatsen. Markörer med svart kant är placerade vid sidan av fyndplatsen och har ett svart streck som visar fyndplatsens exakta position. Kartans mittpunktskoordinat är N 6621818, E 499551 i SWEREF 99 TM.</w:t>
+        <w:t>Figur 1. Fyndplatser för naturvårdsarter i och inom 18 meter från avverkningsanmälan (röd linje). Inom parentes anges rödlistekategorier, S för signalarter, Tför typiska arter och fridlysningsparagrafer i artskyddsförordningen.Markörer utan svart kant är placerade på fyndplatsen. Markörer med svart kant är placerade vid sidan av fyndplatsen och har ett svart streck som visar fyndplatsens exakta position. Kartans mittpunktskoordinat är N 6621818, E 499551 i SWEREF 99 TM.</w:t>
+      </w:r>
+    </w:p>
+    <w:p>
+      <w:r>
+        <w:t>Vi begär härmed att Skogsstyrelsen fattar beslut enligt miljöbalken som säkerställer att skogens höga naturvärden bevaras samt att EU-lagstiftning efterlevs och att artskyddsbrott förhindras.</w:t>
+      </w:r>
+    </w:p>
+    <w:p>
+      <w:r>
+        <w:t>Vi önskar även ta del av de ställningstaganden och beslut som myndigheten meddelar till följd av aktuell avverkningsanmälan och föreningens inlaga (se 34 § förvaltningslagen).</w:t>
+      </w:r>
+    </w:p>
+    <w:p>
+      <w:r>
+        <w:t>Nedan beskrivs fynd av naturvårdsarter och fridlysta arter som gjorts i det avverkningsanmälda området. I BILAGA 1 finns artfakta om fridlysta arter.</w:t>
+      </w:r>
+    </w:p>
+    <w:p>
+      <w:pPr>
+        <w:pStyle w:val="Heading1"/>
+      </w:pPr>
+      <w:r>
+        <w:t>Naturvårdsarter</w:t>
+      </w:r>
+    </w:p>
+    <w:p>
+      <w:r>
+        <w:t>I och inom 18 meter från avverkningsanmälan har följande 3 naturvårdsarter hittats: talltita (NT, §4), korallblylav (S, T) och fläcknycklar (§8). Av dessa är 1 rödlistade. För rödlistade arter har rödlistekategorin angivits inom parentes. Arter som är signalarter enligt Skogsstyrelsen har markerats med (S). Typiska arter inom Natura 2000 som är kopplade till skogsekosystem har markerats med (T). För fridlysta arter anges även paragrafen i Artskyddsförordningen som arten är fridlyst enligt.</w:t>
+      </w:r>
+    </w:p>
+    <w:p>
+      <w:r>
+        <w:t>De påträffade naturvårdsarterna är ett tydligt kvitto på att det rör sig om en skog med höga naturvärden.</w:t>
+      </w:r>
+    </w:p>
+    <w:p>
+      <w:pPr>
+        <w:pStyle w:val="Heading2"/>
+      </w:pPr>
+      <w:r>
+        <w:t>Fridlysta arter</w:t>
+      </w:r>
+    </w:p>
+    <w:p>
+      <w:r>
+        <w:t>Följande fridlysta arter har sina livsmiljöer och växtplatser i den avverkningsanmälda skogen: talltita (NT, §4) och fläcknycklar (§8).</w:t>
+      </w:r>
+    </w:p>
+    <w:p>
+      <w:r>
+        <w:t xml:space="preserve">Observera att medlemsländerna är skyldiga att agera i enlighet med EU:s fågeldirektiv där det uttryckligen står att direktivet gäller för fåglar samt för deras ägg, bon och </w:t>
+      </w:r>
+      <w:r>
+        <w:rPr>
+          <w:b/>
+        </w:rPr>
+        <w:t xml:space="preserve">livsmiljöer </w:t>
+      </w:r>
+      <w:r>
+        <w:t>(artikel 1). Vidare att de åtgärder som vidtas inte får leda till en försämring av den nuvarande situationen beträffande bevarandet av de fågelarter som avses i artikel 1 (artikel 13). Fågeldirektivet är styrande för tillsynsansvariga myndigheters ärendehantering, ställningstaganden och beslutsfattande.</w:t>
+      </w:r>
+    </w:p>
+    <w:p>
+      <w:r>
+        <w:rPr>
+          <w:b/>
+        </w:rPr>
+        <w:t>Talltita (NT, §4)</w:t>
+      </w:r>
+      <w:r>
+        <w:t>, rödlistad som nära hotad och prioriterad art i Skogsvårdslagen, har häckningsrevir i anmälan. Arten har minskat kraftigt de senaste 30 åren och minskningstakten innevarande 10-årsperiod beräknas till 20 (10–30) %. Talltitan är synnerligen trogen sitt cirka 15 hektar stora revir och är beroende av flerskiktade olikåldriga skogar för att kunna föda upp sina ungar. Talltitan försvinner om dess livsmiljö kalavverkas (Eggers &amp; Low, 2014; Ekman, 1979; Griesser et al, 2007; Klein, 2020; Siffczyk et al, 2003; SLU Artdatabanken, 2021).</w:t>
+      </w:r>
+    </w:p>
+    <w:p>
+      <w:r>
+        <w:t>I BILAGA 1 finns mer detaljerad information om ekologi samt krav på livsmiljö hos fridlysta arter.</w:t>
+      </w:r>
+    </w:p>
+    <w:p>
+      <w:pPr>
+        <w:pStyle w:val="Heading2"/>
+      </w:pPr>
+      <w:r>
+        <w:t>Övriga naturvårdsarter</w:t>
       </w:r>
     </w:p>
     <w:p>
@@ -120,16 +180,136 @@
       </w:r>
     </w:p>
     <w:p>
+      <w:r>
+        <w:br w:type="page"/>
+      </w:r>
+    </w:p>
+    <w:p>
+      <w:pPr>
+        <w:pStyle w:val="Title"/>
+      </w:pPr>
+      <w:r>
+        <w:t>BILAGA 1 – Fridlysta arter</w:t>
+      </w:r>
+    </w:p>
+    <w:p>
       <w:pPr>
         <w:pStyle w:val="Heading1"/>
       </w:pPr>
       <w:r>
-        <w:t>Fridlysta arter</w:t>
+        <w:t>Talltita – ekologi samt krav på livsmiljön</w:t>
       </w:r>
     </w:p>
     <w:p>
       <w:r>
-        <w:t>Följande fridlysta arter har sina livsmiljöer och växtplatser i den avverkningsanmälda skogen: fläcknycklar (§8).</w:t>
+        <w:t>Talltita är rödlistad som NT, fridlyst och prioriterad art i Skogsvårdslagen. Den omfattas av EU:s fågeldirektiv. Arten har minskat kraftigt de senaste 30 åren och minskningstakten innevarande 10-årsperiod beräknas till 20 (10–30) % (SLU Artdatabanken, 2022).</w:t>
+      </w:r>
+    </w:p>
+    <w:p>
+      <w:r>
+        <w:t>Talltita föredrar större sammanhängande barrskogar, och finns såväl i tallskog som granskog och i lövblandad barrskog. Skogens struktur är viktig och ska helst vara flerskiktad med riklig underväxt av mindre granar, björk och andra lövträd och buskar. Tillgång på murknande högstubbar är särskilt viktig, eftersom talltitan helst själv hackar ut sitt bohål (SLU Artdatabanken, 2022).</w:t>
+      </w:r>
+    </w:p>
+    <w:p>
+      <w:r>
+        <w:t>Det finns flera studier som visar att talltita är känslig för gallring och inte överlever när dess livsmiljö kalavverkas (Eggers and Low, 2014; Griesser et al., 2007; Klein, 2020). Talltitans revir är förhållandevis stora, 10–20 hektar och arten missgynnas när skogen fragmenteras. Kalavverkning av större delar av reviret innebär att det överges (Artdatabanken, 2021).</w:t>
+      </w:r>
+    </w:p>
+    <w:p>
+      <w:r>
+        <w:t>Talltitan är synnerligen trogen sitt revir så länge paret lever och biotopen förblir intakt. Paret stannar i sitt revir året om. En förlust av ett revir har därför en stor inverkan på den lokala populationen och trakthyggesbruket anses vara orsak till den svenska populationens kraftiga minskning. Talltiteparets revirtrohet innebär att närhelst under året man observerar en adult talltita så ingår denna plats i reviret (Siffczyk et al., 2003; Ekman, 1979).</w:t>
+      </w:r>
+    </w:p>
+    <w:p>
+      <w:pPr>
+        <w:pStyle w:val="Heading2"/>
+      </w:pPr>
+      <w:r>
+        <w:t>Referenser – talltita</w:t>
+      </w:r>
+    </w:p>
+    <w:p>
+      <w:r>
+        <w:t xml:space="preserve">Eggers, S., Low, M., 2014. </w:t>
+      </w:r>
+      <w:r>
+        <w:rPr>
+          <w:i/>
+        </w:rPr>
+        <w:t xml:space="preserve">Differential demographic responses of sympatric Parids to vegetation management in boreal forest. </w:t>
+      </w:r>
+      <w:r>
+        <w:t>For. Ecol. Manage. 319, 169–175.</w:t>
+      </w:r>
+    </w:p>
+    <w:p>
+      <w:r>
+        <w:t xml:space="preserve">Ekman, J., 1979. </w:t>
+      </w:r>
+      <w:r>
+        <w:rPr>
+          <w:i/>
+        </w:rPr>
+        <w:t xml:space="preserve">Coherence, composition and territories of winter social groups of the Willow Tit Parus montanus and the Crested Tit P. cristatus. </w:t>
+      </w:r>
+      <w:r>
+        <w:t>Ornis Scandinavica, 10, pp 56–68</w:t>
+      </w:r>
+    </w:p>
+    <w:p>
+      <w:r>
+        <w:t xml:space="preserve">Griesser, M., Nystrand, M., Eggers, S., Ekman, J., 2007. </w:t>
+      </w:r>
+      <w:r>
+        <w:rPr>
+          <w:i/>
+        </w:rPr>
+        <w:t xml:space="preserve">Impact of forestry practices on fitness correlates and population productivity in an open-nesting bird species. </w:t>
+      </w:r>
+      <w:r>
+        <w:t>Conserv. Biol. 21, 767–774. https://doi.org/10.1111/j.1523- 1739.2007.00675.x</w:t>
+      </w:r>
+    </w:p>
+    <w:p>
+      <w:r>
+        <w:t xml:space="preserve">Klein, J., 2020. </w:t>
+      </w:r>
+      <w:r>
+        <w:rPr>
+          <w:i/>
+        </w:rPr>
+        <w:t xml:space="preserve">The forgotten forest – On thinning, retention, and biodiversity in the boreal forest. </w:t>
+      </w:r>
+      <w:r>
+        <w:t>Doctoral Thesis No. 2020:50</w:t>
+      </w:r>
+    </w:p>
+    <w:p>
+      <w:r>
+        <w:t xml:space="preserve">Siffczyk, C., Brotons, L., Kangas, K., Orell, M., 2003. </w:t>
+      </w:r>
+      <w:r>
+        <w:rPr>
+          <w:i/>
+        </w:rPr>
+        <w:t xml:space="preserve">Home range size of willow tits. </w:t>
+      </w:r>
+      <w:r>
+        <w:t>Oecologica, 136, 635–642 (2003)</w:t>
+      </w:r>
+    </w:p>
+    <w:p>
+      <w:r>
+        <w:t xml:space="preserve">SLU Artdatabanken, 2021. </w:t>
+      </w:r>
+      <w:r>
+        <w:rPr>
+          <w:i/>
+        </w:rPr>
+        <w:t xml:space="preserve">Artfaktablad. Naturvård – artfakta. </w:t>
+      </w:r>
+      <w:r>
+        <w:t>SLU Artdatabanken, Uppsala</w:t>
       </w:r>
     </w:p>
     <w:sectPr>
@@ -150,7 +330,7 @@
 </file>
 
 <file path=word/endnotes.xml><?xml version="1.0" encoding="utf-8"?>
-<w:endnotes xmlns:wpc="http://schemas.microsoft.com/office/word/2010/wordprocessingCanvas" xmlns:cx="http://schemas.microsoft.com/office/drawing/2014/chartex" xmlns:cx1="http://schemas.microsoft.com/office/drawing/2015/9/8/chartex" xmlns:cx2="http://schemas.microsoft.com/office/drawing/2015/10/21/chartex" xmlns:cx3="http://schemas.microsoft.com/office/drawing/2016/5/9/chartex" xmlns:cx4="http://schemas.microsoft.com/office/drawing/2016/5/10/chartex" xmlns:cx5="http://schemas.microsoft.com/office/drawing/2016/5/11/chartex" xmlns:cx6="http://schemas.microsoft.com/office/drawing/2016/5/12/chartex" xmlns:cx7="http://schemas.microsoft.com/office/drawing/2016/5/13/chartex" xmlns:cx8="http://schemas.microsoft.com/office/drawing/2016/5/14/chartex" xmlns:mc="http://schemas.openxmlformats.org/markup-compatibility/2006" xmlns:aink="http://schemas.microsoft.com/office/drawing/2016/ink" xmlns:am3d="http://schemas.microsoft.com/office/drawing/2017/model3d" xmlns:o="urn:schemas-microsoft-com:office:office" xmlns:oel="http://schemas.microsoft.com/office/2019/extlst" xmlns:r="http://schemas.openxmlformats.org/officeDocument/2006/relationships" xmlns:m="http://schemas.openxmlformats.org/officeDocument/2006/math" xmlns:v="urn:schemas-microsoft-com:vml" xmlns:wp14="http://schemas.microsoft.com/office/word/2010/wordprocessingDrawing" xmlns:wp="http://schemas.openxmlformats.org/drawingml/2006/wordprocessingDrawing" xmlns:w10="urn:schemas-microsoft-com:office:word" xmlns:w="http://schemas.openxmlformats.org/wordprocessingml/2006/main" xmlns:w14="http://schemas.microsoft.com/office/word/2010/wordml" xmlns:w15="http://schemas.microsoft.com/office/word/2012/wordml" xmlns:w16cex="http://schemas.microsoft.com/office/word/2018/wordml/cex" xmlns:w16cid="http://schemas.microsoft.com/office/word/2016/wordml/cid" xmlns:w16="http://schemas.microsoft.com/office/word/2018/wordml" xmlns:w16sdtdh="http://schemas.microsoft.com/office/word/2020/wordml/sdtdatahash" xmlns:w16se="http://schemas.microsoft.com/office/word/2015/wordml/symex" xmlns:wpg="http://schemas.microsoft.com/office/word/2010/wordprocessingGroup" xmlns:wpi="http://schemas.microsoft.com/office/word/2010/wordprocessingInk" xmlns:wne="http://schemas.microsoft.com/office/word/2006/wordml" xmlns:wps="http://schemas.microsoft.com/office/word/2010/wordprocessingShape" mc:Ignorable="w14 w15 w16se w16cid w16 w16cex w16sdtdh wp14">
+<w:endnotes xmlns:wpc="http://schemas.microsoft.com/office/word/2010/wordprocessingCanvas" xmlns:cx="http://schemas.microsoft.com/office/drawing/2014/chartex" xmlns:cx1="http://schemas.microsoft.com/office/drawing/2015/9/8/chartex" xmlns:cx2="http://schemas.microsoft.com/office/drawing/2015/10/21/chartex" xmlns:cx3="http://schemas.microsoft.com/office/drawing/2016/5/9/chartex" xmlns:cx4="http://schemas.microsoft.com/office/drawing/2016/5/10/chartex" xmlns:cx5="http://schemas.microsoft.com/office/drawing/2016/5/11/chartex" xmlns:cx6="http://schemas.microsoft.com/office/drawing/2016/5/12/chartex" xmlns:cx7="http://schemas.microsoft.com/office/drawing/2016/5/13/chartex" xmlns:cx8="http://schemas.microsoft.com/office/drawing/2016/5/14/chartex" xmlns:mc="http://schemas.openxmlformats.org/markup-compatibility/2006" xmlns:aink="http://schemas.microsoft.com/office/drawing/2016/ink" xmlns:am3d="http://schemas.microsoft.com/office/drawing/2017/model3d" xmlns:o="urn:schemas-microsoft-com:office:office" xmlns:oel="http://schemas.microsoft.com/office/2019/extlst" xmlns:r="http://schemas.openxmlformats.org/officeDocument/2006/relationships" xmlns:m="http://schemas.openxmlformats.org/officeDocument/2006/math" xmlns:v="urn:schemas-microsoft-com:vml" xmlns:wp14="http://schemas.microsoft.com/office/word/2010/wordprocessingDrawing" xmlns:wp="http://schemas.openxmlformats.org/drawingml/2006/wordprocessingDrawing" xmlns:w10="urn:schemas-microsoft-com:office:word" xmlns:w="http://schemas.openxmlformats.org/wordprocessingml/2006/main" xmlns:w14="http://schemas.microsoft.com/office/word/2010/wordml" xmlns:w15="http://schemas.microsoft.com/office/word/2012/wordml" xmlns:w16cex="http://schemas.microsoft.com/office/word/2018/wordml/cex" xmlns:w16cid="http://schemas.microsoft.com/office/word/2016/wordml/cid" xmlns:w16="http://schemas.microsoft.com/office/word/2018/wordml" xmlns:w16du="http://schemas.microsoft.com/office/word/2023/wordml/word16du" xmlns:w16sdtdh="http://schemas.microsoft.com/office/word/2020/wordml/sdtdatahash" xmlns:w16sdtfl="http://schemas.microsoft.com/office/word/2024/wordml/sdtformatlock" xmlns:w16se="http://schemas.microsoft.com/office/word/2015/wordml/symex" xmlns:wpg="http://schemas.microsoft.com/office/word/2010/wordprocessingGroup" xmlns:wpi="http://schemas.microsoft.com/office/word/2010/wordprocessingInk" xmlns:wne="http://schemas.microsoft.com/office/word/2006/wordml" xmlns:wps="http://schemas.microsoft.com/office/word/2010/wordprocessingShape" mc:Ignorable="w14 w15 w16se w16cid w16 w16cex w16sdtdh w16sdtfl w16du wp14">
   <w:endnote w:type="separator" w:id="-1">
     <w:p>
       <w:pPr>
@@ -175,7 +355,7 @@
 </file>
 
 <file path=word/footer1.xml><?xml version="1.0" encoding="utf-8"?>
-<w:ftr xmlns:wpc="http://schemas.microsoft.com/office/word/2010/wordprocessingCanvas" xmlns:cx="http://schemas.microsoft.com/office/drawing/2014/chartex" xmlns:cx1="http://schemas.microsoft.com/office/drawing/2015/9/8/chartex" xmlns:cx2="http://schemas.microsoft.com/office/drawing/2015/10/21/chartex" xmlns:cx3="http://schemas.microsoft.com/office/drawing/2016/5/9/chartex" xmlns:cx4="http://schemas.microsoft.com/office/drawing/2016/5/10/chartex" xmlns:cx5="http://schemas.microsoft.com/office/drawing/2016/5/11/chartex" xmlns:cx6="http://schemas.microsoft.com/office/drawing/2016/5/12/chartex" xmlns:cx7="http://schemas.microsoft.com/office/drawing/2016/5/13/chartex" xmlns:cx8="http://schemas.microsoft.com/office/drawing/2016/5/14/chartex" xmlns:mc="http://schemas.openxmlformats.org/markup-compatibility/2006" xmlns:aink="http://schemas.microsoft.com/office/drawing/2016/ink" xmlns:am3d="http://schemas.microsoft.com/office/drawing/2017/model3d" xmlns:o="urn:schemas-microsoft-com:office:office" xmlns:oel="http://schemas.microsoft.com/office/2019/extlst" xmlns:r="http://schemas.openxmlformats.org/officeDocument/2006/relationships" xmlns:m="http://schemas.openxmlformats.org/officeDocument/2006/math" xmlns:v="urn:schemas-microsoft-com:vml" xmlns:wp14="http://schemas.microsoft.com/office/word/2010/wordprocessingDrawing" xmlns:wp="http://schemas.openxmlformats.org/drawingml/2006/wordprocessingDrawing" xmlns:w10="urn:schemas-microsoft-com:office:word" xmlns:w="http://schemas.openxmlformats.org/wordprocessingml/2006/main" xmlns:w14="http://schemas.microsoft.com/office/word/2010/wordml" xmlns:w15="http://schemas.microsoft.com/office/word/2012/wordml" xmlns:w16cex="http://schemas.microsoft.com/office/word/2018/wordml/cex" xmlns:w16cid="http://schemas.microsoft.com/office/word/2016/wordml/cid" xmlns:w16="http://schemas.microsoft.com/office/word/2018/wordml" xmlns:w16sdtdh="http://schemas.microsoft.com/office/word/2020/wordml/sdtdatahash" xmlns:w16se="http://schemas.microsoft.com/office/word/2015/wordml/symex" xmlns:wpg="http://schemas.microsoft.com/office/word/2010/wordprocessingGroup" xmlns:wpi="http://schemas.microsoft.com/office/word/2010/wordprocessingInk" xmlns:wne="http://schemas.microsoft.com/office/word/2006/wordml" xmlns:wps="http://schemas.microsoft.com/office/word/2010/wordprocessingShape" mc:Ignorable="w14 w15 w16se w16cid w16 w16cex w16sdtdh wp14">
+<w:ftr xmlns:wpc="http://schemas.microsoft.com/office/word/2010/wordprocessingCanvas" xmlns:cx="http://schemas.microsoft.com/office/drawing/2014/chartex" xmlns:cx1="http://schemas.microsoft.com/office/drawing/2015/9/8/chartex" xmlns:cx2="http://schemas.microsoft.com/office/drawing/2015/10/21/chartex" xmlns:cx3="http://schemas.microsoft.com/office/drawing/2016/5/9/chartex" xmlns:cx4="http://schemas.microsoft.com/office/drawing/2016/5/10/chartex" xmlns:cx5="http://schemas.microsoft.com/office/drawing/2016/5/11/chartex" xmlns:cx6="http://schemas.microsoft.com/office/drawing/2016/5/12/chartex" xmlns:cx7="http://schemas.microsoft.com/office/drawing/2016/5/13/chartex" xmlns:cx8="http://schemas.microsoft.com/office/drawing/2016/5/14/chartex" xmlns:mc="http://schemas.openxmlformats.org/markup-compatibility/2006" xmlns:aink="http://schemas.microsoft.com/office/drawing/2016/ink" xmlns:am3d="http://schemas.microsoft.com/office/drawing/2017/model3d" xmlns:o="urn:schemas-microsoft-com:office:office" xmlns:oel="http://schemas.microsoft.com/office/2019/extlst" xmlns:r="http://schemas.openxmlformats.org/officeDocument/2006/relationships" xmlns:m="http://schemas.openxmlformats.org/officeDocument/2006/math" xmlns:v="urn:schemas-microsoft-com:vml" xmlns:wp14="http://schemas.microsoft.com/office/word/2010/wordprocessingDrawing" xmlns:wp="http://schemas.openxmlformats.org/drawingml/2006/wordprocessingDrawing" xmlns:w10="urn:schemas-microsoft-com:office:word" xmlns:w="http://schemas.openxmlformats.org/wordprocessingml/2006/main" xmlns:w14="http://schemas.microsoft.com/office/word/2010/wordml" xmlns:w15="http://schemas.microsoft.com/office/word/2012/wordml" xmlns:w16cex="http://schemas.microsoft.com/office/word/2018/wordml/cex" xmlns:w16cid="http://schemas.microsoft.com/office/word/2016/wordml/cid" xmlns:w16="http://schemas.microsoft.com/office/word/2018/wordml" xmlns:w16du="http://schemas.microsoft.com/office/word/2023/wordml/word16du" xmlns:w16sdtdh="http://schemas.microsoft.com/office/word/2020/wordml/sdtdatahash" xmlns:w16sdtfl="http://schemas.microsoft.com/office/word/2024/wordml/sdtformatlock" xmlns:w16se="http://schemas.microsoft.com/office/word/2015/wordml/symex" xmlns:wpg="http://schemas.microsoft.com/office/word/2010/wordprocessingGroup" xmlns:wpi="http://schemas.microsoft.com/office/word/2010/wordprocessingInk" xmlns:wne="http://schemas.microsoft.com/office/word/2006/wordml" xmlns:wps="http://schemas.microsoft.com/office/word/2010/wordprocessingShape" mc:Ignorable="w14 w15 w16se w16cid w16 w16cex w16sdtdh w16sdtfl w16du wp14">
   <w:p>
     <w:pPr>
       <w:pStyle w:val="Footer"/>
@@ -185,7 +365,7 @@
 </file>
 
 <file path=word/footer2.xml><?xml version="1.0" encoding="utf-8"?>
-<w:ftr xmlns:wpc="http://schemas.microsoft.com/office/word/2010/wordprocessingCanvas" xmlns:cx="http://schemas.microsoft.com/office/drawing/2014/chartex" xmlns:cx1="http://schemas.microsoft.com/office/drawing/2015/9/8/chartex" xmlns:cx2="http://schemas.microsoft.com/office/drawing/2015/10/21/chartex" xmlns:cx3="http://schemas.microsoft.com/office/drawing/2016/5/9/chartex" xmlns:cx4="http://schemas.microsoft.com/office/drawing/2016/5/10/chartex" xmlns:cx5="http://schemas.microsoft.com/office/drawing/2016/5/11/chartex" xmlns:cx6="http://schemas.microsoft.com/office/drawing/2016/5/12/chartex" xmlns:cx7="http://schemas.microsoft.com/office/drawing/2016/5/13/chartex" xmlns:cx8="http://schemas.microsoft.com/office/drawing/2016/5/14/chartex" xmlns:mc="http://schemas.openxmlformats.org/markup-compatibility/2006" xmlns:aink="http://schemas.microsoft.com/office/drawing/2016/ink" xmlns:am3d="http://schemas.microsoft.com/office/drawing/2017/model3d" xmlns:o="urn:schemas-microsoft-com:office:office" xmlns:oel="http://schemas.microsoft.com/office/2019/extlst" xmlns:r="http://schemas.openxmlformats.org/officeDocument/2006/relationships" xmlns:m="http://schemas.openxmlformats.org/officeDocument/2006/math" xmlns:v="urn:schemas-microsoft-com:vml" xmlns:wp14="http://schemas.microsoft.com/office/word/2010/wordprocessingDrawing" xmlns:wp="http://schemas.openxmlformats.org/drawingml/2006/wordprocessingDrawing" xmlns:w10="urn:schemas-microsoft-com:office:word" xmlns:w="http://schemas.openxmlformats.org/wordprocessingml/2006/main" xmlns:w14="http://schemas.microsoft.com/office/word/2010/wordml" xmlns:w15="http://schemas.microsoft.com/office/word/2012/wordml" xmlns:w16cex="http://schemas.microsoft.com/office/word/2018/wordml/cex" xmlns:w16cid="http://schemas.microsoft.com/office/word/2016/wordml/cid" xmlns:w16="http://schemas.microsoft.com/office/word/2018/wordml" xmlns:w16sdtdh="http://schemas.microsoft.com/office/word/2020/wordml/sdtdatahash" xmlns:w16se="http://schemas.microsoft.com/office/word/2015/wordml/symex" xmlns:wpg="http://schemas.microsoft.com/office/word/2010/wordprocessingGroup" xmlns:wpi="http://schemas.microsoft.com/office/word/2010/wordprocessingInk" xmlns:wne="http://schemas.microsoft.com/office/word/2006/wordml" xmlns:wps="http://schemas.microsoft.com/office/word/2010/wordprocessingShape" mc:Ignorable="w14 w15 w16se w16cid w16 w16cex w16sdtdh wp14">
+<w:ftr xmlns:wpc="http://schemas.microsoft.com/office/word/2010/wordprocessingCanvas" xmlns:cx="http://schemas.microsoft.com/office/drawing/2014/chartex" xmlns:cx1="http://schemas.microsoft.com/office/drawing/2015/9/8/chartex" xmlns:cx2="http://schemas.microsoft.com/office/drawing/2015/10/21/chartex" xmlns:cx3="http://schemas.microsoft.com/office/drawing/2016/5/9/chartex" xmlns:cx4="http://schemas.microsoft.com/office/drawing/2016/5/10/chartex" xmlns:cx5="http://schemas.microsoft.com/office/drawing/2016/5/11/chartex" xmlns:cx6="http://schemas.microsoft.com/office/drawing/2016/5/12/chartex" xmlns:cx7="http://schemas.microsoft.com/office/drawing/2016/5/13/chartex" xmlns:cx8="http://schemas.microsoft.com/office/drawing/2016/5/14/chartex" xmlns:mc="http://schemas.openxmlformats.org/markup-compatibility/2006" xmlns:aink="http://schemas.microsoft.com/office/drawing/2016/ink" xmlns:am3d="http://schemas.microsoft.com/office/drawing/2017/model3d" xmlns:o="urn:schemas-microsoft-com:office:office" xmlns:oel="http://schemas.microsoft.com/office/2019/extlst" xmlns:r="http://schemas.openxmlformats.org/officeDocument/2006/relationships" xmlns:m="http://schemas.openxmlformats.org/officeDocument/2006/math" xmlns:v="urn:schemas-microsoft-com:vml" xmlns:wp14="http://schemas.microsoft.com/office/word/2010/wordprocessingDrawing" xmlns:wp="http://schemas.openxmlformats.org/drawingml/2006/wordprocessingDrawing" xmlns:w10="urn:schemas-microsoft-com:office:word" xmlns:w="http://schemas.openxmlformats.org/wordprocessingml/2006/main" xmlns:w14="http://schemas.microsoft.com/office/word/2010/wordml" xmlns:w15="http://schemas.microsoft.com/office/word/2012/wordml" xmlns:w16cex="http://schemas.microsoft.com/office/word/2018/wordml/cex" xmlns:w16cid="http://schemas.microsoft.com/office/word/2016/wordml/cid" xmlns:w16="http://schemas.microsoft.com/office/word/2018/wordml" xmlns:w16du="http://schemas.microsoft.com/office/word/2023/wordml/word16du" xmlns:w16sdtdh="http://schemas.microsoft.com/office/word/2020/wordml/sdtdatahash" xmlns:w16sdtfl="http://schemas.microsoft.com/office/word/2024/wordml/sdtformatlock" xmlns:w16se="http://schemas.microsoft.com/office/word/2015/wordml/symex" xmlns:wpg="http://schemas.microsoft.com/office/word/2010/wordprocessingGroup" xmlns:wpi="http://schemas.microsoft.com/office/word/2010/wordprocessingInk" xmlns:wne="http://schemas.microsoft.com/office/word/2006/wordml" xmlns:wps="http://schemas.microsoft.com/office/word/2010/wordprocessingShape" mc:Ignorable="w14 w15 w16se w16cid w16 w16cex w16sdtdh w16sdtfl w16du wp14">
   <w:p>
     <w:pPr>
       <w:pStyle w:val="Footer"/>
@@ -195,7 +375,7 @@
 </file>
 
 <file path=word/footer3.xml><?xml version="1.0" encoding="utf-8"?>
-<w:ftr xmlns:wpc="http://schemas.microsoft.com/office/word/2010/wordprocessingCanvas" xmlns:cx="http://schemas.microsoft.com/office/drawing/2014/chartex" xmlns:cx1="http://schemas.microsoft.com/office/drawing/2015/9/8/chartex" xmlns:cx2="http://schemas.microsoft.com/office/drawing/2015/10/21/chartex" xmlns:cx3="http://schemas.microsoft.com/office/drawing/2016/5/9/chartex" xmlns:cx4="http://schemas.microsoft.com/office/drawing/2016/5/10/chartex" xmlns:cx5="http://schemas.microsoft.com/office/drawing/2016/5/11/chartex" xmlns:cx6="http://schemas.microsoft.com/office/drawing/2016/5/12/chartex" xmlns:cx7="http://schemas.microsoft.com/office/drawing/2016/5/13/chartex" xmlns:cx8="http://schemas.microsoft.com/office/drawing/2016/5/14/chartex" xmlns:mc="http://schemas.openxmlformats.org/markup-compatibility/2006" xmlns:aink="http://schemas.microsoft.com/office/drawing/2016/ink" xmlns:am3d="http://schemas.microsoft.com/office/drawing/2017/model3d" xmlns:o="urn:schemas-microsoft-com:office:office" xmlns:oel="http://schemas.microsoft.com/office/2019/extlst" xmlns:r="http://schemas.openxmlformats.org/officeDocument/2006/relationships" xmlns:m="http://schemas.openxmlformats.org/officeDocument/2006/math" xmlns:v="urn:schemas-microsoft-com:vml" xmlns:wp14="http://schemas.microsoft.com/office/word/2010/wordprocessingDrawing" xmlns:wp="http://schemas.openxmlformats.org/drawingml/2006/wordprocessingDrawing" xmlns:w10="urn:schemas-microsoft-com:office:word" xmlns:w="http://schemas.openxmlformats.org/wordprocessingml/2006/main" xmlns:w14="http://schemas.microsoft.com/office/word/2010/wordml" xmlns:w15="http://schemas.microsoft.com/office/word/2012/wordml" xmlns:w16cex="http://schemas.microsoft.com/office/word/2018/wordml/cex" xmlns:w16cid="http://schemas.microsoft.com/office/word/2016/wordml/cid" xmlns:w16="http://schemas.microsoft.com/office/word/2018/wordml" xmlns:w16sdtdh="http://schemas.microsoft.com/office/word/2020/wordml/sdtdatahash" xmlns:w16se="http://schemas.microsoft.com/office/word/2015/wordml/symex" xmlns:wpg="http://schemas.microsoft.com/office/word/2010/wordprocessingGroup" xmlns:wpi="http://schemas.microsoft.com/office/word/2010/wordprocessingInk" xmlns:wne="http://schemas.microsoft.com/office/word/2006/wordml" xmlns:wps="http://schemas.microsoft.com/office/word/2010/wordprocessingShape" mc:Ignorable="w14 w15 w16se w16cid w16 w16cex w16sdtdh wp14">
+<w:ftr xmlns:wpc="http://schemas.microsoft.com/office/word/2010/wordprocessingCanvas" xmlns:cx="http://schemas.microsoft.com/office/drawing/2014/chartex" xmlns:cx1="http://schemas.microsoft.com/office/drawing/2015/9/8/chartex" xmlns:cx2="http://schemas.microsoft.com/office/drawing/2015/10/21/chartex" xmlns:cx3="http://schemas.microsoft.com/office/drawing/2016/5/9/chartex" xmlns:cx4="http://schemas.microsoft.com/office/drawing/2016/5/10/chartex" xmlns:cx5="http://schemas.microsoft.com/office/drawing/2016/5/11/chartex" xmlns:cx6="http://schemas.microsoft.com/office/drawing/2016/5/12/chartex" xmlns:cx7="http://schemas.microsoft.com/office/drawing/2016/5/13/chartex" xmlns:cx8="http://schemas.microsoft.com/office/drawing/2016/5/14/chartex" xmlns:mc="http://schemas.openxmlformats.org/markup-compatibility/2006" xmlns:aink="http://schemas.microsoft.com/office/drawing/2016/ink" xmlns:am3d="http://schemas.microsoft.com/office/drawing/2017/model3d" xmlns:o="urn:schemas-microsoft-com:office:office" xmlns:oel="http://schemas.microsoft.com/office/2019/extlst" xmlns:r="http://schemas.openxmlformats.org/officeDocument/2006/relationships" xmlns:m="http://schemas.openxmlformats.org/officeDocument/2006/math" xmlns:v="urn:schemas-microsoft-com:vml" xmlns:wp14="http://schemas.microsoft.com/office/word/2010/wordprocessingDrawing" xmlns:wp="http://schemas.openxmlformats.org/drawingml/2006/wordprocessingDrawing" xmlns:w10="urn:schemas-microsoft-com:office:word" xmlns:w="http://schemas.openxmlformats.org/wordprocessingml/2006/main" xmlns:w14="http://schemas.microsoft.com/office/word/2010/wordml" xmlns:w15="http://schemas.microsoft.com/office/word/2012/wordml" xmlns:w16cex="http://schemas.microsoft.com/office/word/2018/wordml/cex" xmlns:w16cid="http://schemas.microsoft.com/office/word/2016/wordml/cid" xmlns:w16="http://schemas.microsoft.com/office/word/2018/wordml" xmlns:w16du="http://schemas.microsoft.com/office/word/2023/wordml/word16du" xmlns:w16sdtdh="http://schemas.microsoft.com/office/word/2020/wordml/sdtdatahash" xmlns:w16sdtfl="http://schemas.microsoft.com/office/word/2024/wordml/sdtformatlock" xmlns:w16se="http://schemas.microsoft.com/office/word/2015/wordml/symex" xmlns:wpg="http://schemas.microsoft.com/office/word/2010/wordprocessingGroup" xmlns:wpi="http://schemas.microsoft.com/office/word/2010/wordprocessingInk" xmlns:wne="http://schemas.microsoft.com/office/word/2006/wordml" xmlns:wps="http://schemas.microsoft.com/office/word/2010/wordprocessingShape" mc:Ignorable="w14 w15 w16se w16cid w16 w16cex w16sdtdh w16sdtfl w16du wp14">
   <w:p>
     <w:pPr>
       <w:pStyle w:val="Footer"/>
@@ -205,7 +385,7 @@
 </file>
 
 <file path=word/footnotes.xml><?xml version="1.0" encoding="utf-8"?>
-<w:footnotes xmlns:wpc="http://schemas.microsoft.com/office/word/2010/wordprocessingCanvas" xmlns:cx="http://schemas.microsoft.com/office/drawing/2014/chartex" xmlns:cx1="http://schemas.microsoft.com/office/drawing/2015/9/8/chartex" xmlns:cx2="http://schemas.microsoft.com/office/drawing/2015/10/21/chartex" xmlns:cx3="http://schemas.microsoft.com/office/drawing/2016/5/9/chartex" xmlns:cx4="http://schemas.microsoft.com/office/drawing/2016/5/10/chartex" xmlns:cx5="http://schemas.microsoft.com/office/drawing/2016/5/11/chartex" xmlns:cx6="http://schemas.microsoft.com/office/drawing/2016/5/12/chartex" xmlns:cx7="http://schemas.microsoft.com/office/drawing/2016/5/13/chartex" xmlns:cx8="http://schemas.microsoft.com/office/drawing/2016/5/14/chartex" xmlns:mc="http://schemas.openxmlformats.org/markup-compatibility/2006" xmlns:aink="http://schemas.microsoft.com/office/drawing/2016/ink" xmlns:am3d="http://schemas.microsoft.com/office/drawing/2017/model3d" xmlns:o="urn:schemas-microsoft-com:office:office" xmlns:oel="http://schemas.microsoft.com/office/2019/extlst" xmlns:r="http://schemas.openxmlformats.org/officeDocument/2006/relationships" xmlns:m="http://schemas.openxmlformats.org/officeDocument/2006/math" xmlns:v="urn:schemas-microsoft-com:vml" xmlns:wp14="http://schemas.microsoft.com/office/word/2010/wordprocessingDrawing" xmlns:wp="http://schemas.openxmlformats.org/drawingml/2006/wordprocessingDrawing" xmlns:w10="urn:schemas-microsoft-com:office:word" xmlns:w="http://schemas.openxmlformats.org/wordprocessingml/2006/main" xmlns:w14="http://schemas.microsoft.com/office/word/2010/wordml" xmlns:w15="http://schemas.microsoft.com/office/word/2012/wordml" xmlns:w16cex="http://schemas.microsoft.com/office/word/2018/wordml/cex" xmlns:w16cid="http://schemas.microsoft.com/office/word/2016/wordml/cid" xmlns:w16="http://schemas.microsoft.com/office/word/2018/wordml" xmlns:w16sdtdh="http://schemas.microsoft.com/office/word/2020/wordml/sdtdatahash" xmlns:w16se="http://schemas.microsoft.com/office/word/2015/wordml/symex" xmlns:wpg="http://schemas.microsoft.com/office/word/2010/wordprocessingGroup" xmlns:wpi="http://schemas.microsoft.com/office/word/2010/wordprocessingInk" xmlns:wne="http://schemas.microsoft.com/office/word/2006/wordml" xmlns:wps="http://schemas.microsoft.com/office/word/2010/wordprocessingShape" mc:Ignorable="w14 w15 w16se w16cid w16 w16cex w16sdtdh wp14">
+<w:footnotes xmlns:wpc="http://schemas.microsoft.com/office/word/2010/wordprocessingCanvas" xmlns:cx="http://schemas.microsoft.com/office/drawing/2014/chartex" xmlns:cx1="http://schemas.microsoft.com/office/drawing/2015/9/8/chartex" xmlns:cx2="http://schemas.microsoft.com/office/drawing/2015/10/21/chartex" xmlns:cx3="http://schemas.microsoft.com/office/drawing/2016/5/9/chartex" xmlns:cx4="http://schemas.microsoft.com/office/drawing/2016/5/10/chartex" xmlns:cx5="http://schemas.microsoft.com/office/drawing/2016/5/11/chartex" xmlns:cx6="http://schemas.microsoft.com/office/drawing/2016/5/12/chartex" xmlns:cx7="http://schemas.microsoft.com/office/drawing/2016/5/13/chartex" xmlns:cx8="http://schemas.microsoft.com/office/drawing/2016/5/14/chartex" xmlns:mc="http://schemas.openxmlformats.org/markup-compatibility/2006" xmlns:aink="http://schemas.microsoft.com/office/drawing/2016/ink" xmlns:am3d="http://schemas.microsoft.com/office/drawing/2017/model3d" xmlns:o="urn:schemas-microsoft-com:office:office" xmlns:oel="http://schemas.microsoft.com/office/2019/extlst" xmlns:r="http://schemas.openxmlformats.org/officeDocument/2006/relationships" xmlns:m="http://schemas.openxmlformats.org/officeDocument/2006/math" xmlns:v="urn:schemas-microsoft-com:vml" xmlns:wp14="http://schemas.microsoft.com/office/word/2010/wordprocessingDrawing" xmlns:wp="http://schemas.openxmlformats.org/drawingml/2006/wordprocessingDrawing" xmlns:w10="urn:schemas-microsoft-com:office:word" xmlns:w="http://schemas.openxmlformats.org/wordprocessingml/2006/main" xmlns:w14="http://schemas.microsoft.com/office/word/2010/wordml" xmlns:w15="http://schemas.microsoft.com/office/word/2012/wordml" xmlns:w16cex="http://schemas.microsoft.com/office/word/2018/wordml/cex" xmlns:w16cid="http://schemas.microsoft.com/office/word/2016/wordml/cid" xmlns:w16="http://schemas.microsoft.com/office/word/2018/wordml" xmlns:w16du="http://schemas.microsoft.com/office/word/2023/wordml/word16du" xmlns:w16sdtdh="http://schemas.microsoft.com/office/word/2020/wordml/sdtdatahash" xmlns:w16sdtfl="http://schemas.microsoft.com/office/word/2024/wordml/sdtformatlock" xmlns:w16se="http://schemas.microsoft.com/office/word/2015/wordml/symex" xmlns:wpg="http://schemas.microsoft.com/office/word/2010/wordprocessingGroup" xmlns:wpi="http://schemas.microsoft.com/office/word/2010/wordprocessingInk" xmlns:wne="http://schemas.microsoft.com/office/word/2006/wordml" xmlns:wps="http://schemas.microsoft.com/office/word/2010/wordprocessingShape" mc:Ignorable="w14 w15 w16se w16cid w16 w16cex w16sdtdh w16sdtfl w16du wp14">
   <w:footnote w:type="separator" w:id="-1">
     <w:p>
       <w:pPr>
@@ -230,7 +410,7 @@
 </file>
 
 <file path=word/header1.xml><?xml version="1.0" encoding="utf-8"?>
-<w:hdr xmlns:wpc="http://schemas.microsoft.com/office/word/2010/wordprocessingCanvas" xmlns:cx="http://schemas.microsoft.com/office/drawing/2014/chartex" xmlns:cx1="http://schemas.microsoft.com/office/drawing/2015/9/8/chartex" xmlns:cx2="http://schemas.microsoft.com/office/drawing/2015/10/21/chartex" xmlns:cx3="http://schemas.microsoft.com/office/drawing/2016/5/9/chartex" xmlns:cx4="http://schemas.microsoft.com/office/drawing/2016/5/10/chartex" xmlns:cx5="http://schemas.microsoft.com/office/drawing/2016/5/11/chartex" xmlns:cx6="http://schemas.microsoft.com/office/drawing/2016/5/12/chartex" xmlns:cx7="http://schemas.microsoft.com/office/drawing/2016/5/13/chartex" xmlns:cx8="http://schemas.microsoft.com/office/drawing/2016/5/14/chartex" xmlns:mc="http://schemas.openxmlformats.org/markup-compatibility/2006" xmlns:aink="http://schemas.microsoft.com/office/drawing/2016/ink" xmlns:am3d="http://schemas.microsoft.com/office/drawing/2017/model3d" xmlns:o="urn:schemas-microsoft-com:office:office" xmlns:oel="http://schemas.microsoft.com/office/2019/extlst" xmlns:r="http://schemas.openxmlformats.org/officeDocument/2006/relationships" xmlns:m="http://schemas.openxmlformats.org/officeDocument/2006/math" xmlns:v="urn:schemas-microsoft-com:vml" xmlns:wp14="http://schemas.microsoft.com/office/word/2010/wordprocessingDrawing" xmlns:wp="http://schemas.openxmlformats.org/drawingml/2006/wordprocessingDrawing" xmlns:w10="urn:schemas-microsoft-com:office:word" xmlns:w="http://schemas.openxmlformats.org/wordprocessingml/2006/main" xmlns:w14="http://schemas.microsoft.com/office/word/2010/wordml" xmlns:w15="http://schemas.microsoft.com/office/word/2012/wordml" xmlns:w16cex="http://schemas.microsoft.com/office/word/2018/wordml/cex" xmlns:w16cid="http://schemas.microsoft.com/office/word/2016/wordml/cid" xmlns:w16="http://schemas.microsoft.com/office/word/2018/wordml" xmlns:w16sdtdh="http://schemas.microsoft.com/office/word/2020/wordml/sdtdatahash" xmlns:w16se="http://schemas.microsoft.com/office/word/2015/wordml/symex" xmlns:wpg="http://schemas.microsoft.com/office/word/2010/wordprocessingGroup" xmlns:wpi="http://schemas.microsoft.com/office/word/2010/wordprocessingInk" xmlns:wne="http://schemas.microsoft.com/office/word/2006/wordml" xmlns:wps="http://schemas.microsoft.com/office/word/2010/wordprocessingShape" mc:Ignorable="w14 w15 w16se w16cid w16 w16cex w16sdtdh wp14">
+<w:hdr xmlns:wpc="http://schemas.microsoft.com/office/word/2010/wordprocessingCanvas" xmlns:cx="http://schemas.microsoft.com/office/drawing/2014/chartex" xmlns:cx1="http://schemas.microsoft.com/office/drawing/2015/9/8/chartex" xmlns:cx2="http://schemas.microsoft.com/office/drawing/2015/10/21/chartex" xmlns:cx3="http://schemas.microsoft.com/office/drawing/2016/5/9/chartex" xmlns:cx4="http://schemas.microsoft.com/office/drawing/2016/5/10/chartex" xmlns:cx5="http://schemas.microsoft.com/office/drawing/2016/5/11/chartex" xmlns:cx6="http://schemas.microsoft.com/office/drawing/2016/5/12/chartex" xmlns:cx7="http://schemas.microsoft.com/office/drawing/2016/5/13/chartex" xmlns:cx8="http://schemas.microsoft.com/office/drawing/2016/5/14/chartex" xmlns:mc="http://schemas.openxmlformats.org/markup-compatibility/2006" xmlns:aink="http://schemas.microsoft.com/office/drawing/2016/ink" xmlns:am3d="http://schemas.microsoft.com/office/drawing/2017/model3d" xmlns:o="urn:schemas-microsoft-com:office:office" xmlns:oel="http://schemas.microsoft.com/office/2019/extlst" xmlns:r="http://schemas.openxmlformats.org/officeDocument/2006/relationships" xmlns:m="http://schemas.openxmlformats.org/officeDocument/2006/math" xmlns:v="urn:schemas-microsoft-com:vml" xmlns:wp14="http://schemas.microsoft.com/office/word/2010/wordprocessingDrawing" xmlns:wp="http://schemas.openxmlformats.org/drawingml/2006/wordprocessingDrawing" xmlns:w10="urn:schemas-microsoft-com:office:word" xmlns:w="http://schemas.openxmlformats.org/wordprocessingml/2006/main" xmlns:w14="http://schemas.microsoft.com/office/word/2010/wordml" xmlns:w15="http://schemas.microsoft.com/office/word/2012/wordml" xmlns:w16cex="http://schemas.microsoft.com/office/word/2018/wordml/cex" xmlns:w16cid="http://schemas.microsoft.com/office/word/2016/wordml/cid" xmlns:w16="http://schemas.microsoft.com/office/word/2018/wordml" xmlns:w16du="http://schemas.microsoft.com/office/word/2023/wordml/word16du" xmlns:w16sdtdh="http://schemas.microsoft.com/office/word/2020/wordml/sdtdatahash" xmlns:w16sdtfl="http://schemas.microsoft.com/office/word/2024/wordml/sdtformatlock" xmlns:w16se="http://schemas.microsoft.com/office/word/2015/wordml/symex" xmlns:wpg="http://schemas.microsoft.com/office/word/2010/wordprocessingGroup" xmlns:wpi="http://schemas.microsoft.com/office/word/2010/wordprocessingInk" xmlns:wne="http://schemas.microsoft.com/office/word/2006/wordml" xmlns:wps="http://schemas.microsoft.com/office/word/2010/wordprocessingShape" mc:Ignorable="w14 w15 w16se w16cid w16 w16cex w16sdtdh w16sdtfl w16du wp14">
   <w:p>
     <w:pPr>
       <w:pStyle w:val="Header"/>
@@ -240,7 +420,7 @@
 </file>
 
 <file path=word/header2.xml><?xml version="1.0" encoding="utf-8"?>
-<w:hdr xmlns:wpc="http://schemas.microsoft.com/office/word/2010/wordprocessingCanvas" xmlns:cx="http://schemas.microsoft.com/office/drawing/2014/chartex" xmlns:cx1="http://schemas.microsoft.com/office/drawing/2015/9/8/chartex" xmlns:cx2="http://schemas.microsoft.com/office/drawing/2015/10/21/chartex" xmlns:cx3="http://schemas.microsoft.com/office/drawing/2016/5/9/chartex" xmlns:cx4="http://schemas.microsoft.com/office/drawing/2016/5/10/chartex" xmlns:cx5="http://schemas.microsoft.com/office/drawing/2016/5/11/chartex" xmlns:cx6="http://schemas.microsoft.com/office/drawing/2016/5/12/chartex" xmlns:cx7="http://schemas.microsoft.com/office/drawing/2016/5/13/chartex" xmlns:cx8="http://schemas.microsoft.com/office/drawing/2016/5/14/chartex" xmlns:mc="http://schemas.openxmlformats.org/markup-compatibility/2006" xmlns:aink="http://schemas.microsoft.com/office/drawing/2016/ink" xmlns:am3d="http://schemas.microsoft.com/office/drawing/2017/model3d" xmlns:o="urn:schemas-microsoft-com:office:office" xmlns:oel="http://schemas.microsoft.com/office/2019/extlst" xmlns:r="http://schemas.openxmlformats.org/officeDocument/2006/relationships" xmlns:m="http://schemas.openxmlformats.org/officeDocument/2006/math" xmlns:v="urn:schemas-microsoft-com:vml" xmlns:wp14="http://schemas.microsoft.com/office/word/2010/wordprocessingDrawing" xmlns:wp="http://schemas.openxmlformats.org/drawingml/2006/wordprocessingDrawing" xmlns:w10="urn:schemas-microsoft-com:office:word" xmlns:w="http://schemas.openxmlformats.org/wordprocessingml/2006/main" xmlns:w14="http://schemas.microsoft.com/office/word/2010/wordml" xmlns:w15="http://schemas.microsoft.com/office/word/2012/wordml" xmlns:w16cex="http://schemas.microsoft.com/office/word/2018/wordml/cex" xmlns:w16cid="http://schemas.microsoft.com/office/word/2016/wordml/cid" xmlns:w16="http://schemas.microsoft.com/office/word/2018/wordml" xmlns:w16sdtdh="http://schemas.microsoft.com/office/word/2020/wordml/sdtdatahash" xmlns:w16se="http://schemas.microsoft.com/office/word/2015/wordml/symex" xmlns:wpg="http://schemas.microsoft.com/office/word/2010/wordprocessingGroup" xmlns:wpi="http://schemas.microsoft.com/office/word/2010/wordprocessingInk" xmlns:wne="http://schemas.microsoft.com/office/word/2006/wordml" xmlns:wps="http://schemas.microsoft.com/office/word/2010/wordprocessingShape" mc:Ignorable="w14 w15 w16se w16cid w16 w16cex w16sdtdh wp14">
+<w:hdr xmlns:wpc="http://schemas.microsoft.com/office/word/2010/wordprocessingCanvas" xmlns:cx="http://schemas.microsoft.com/office/drawing/2014/chartex" xmlns:cx1="http://schemas.microsoft.com/office/drawing/2015/9/8/chartex" xmlns:cx2="http://schemas.microsoft.com/office/drawing/2015/10/21/chartex" xmlns:cx3="http://schemas.microsoft.com/office/drawing/2016/5/9/chartex" xmlns:cx4="http://schemas.microsoft.com/office/drawing/2016/5/10/chartex" xmlns:cx5="http://schemas.microsoft.com/office/drawing/2016/5/11/chartex" xmlns:cx6="http://schemas.microsoft.com/office/drawing/2016/5/12/chartex" xmlns:cx7="http://schemas.microsoft.com/office/drawing/2016/5/13/chartex" xmlns:cx8="http://schemas.microsoft.com/office/drawing/2016/5/14/chartex" xmlns:mc="http://schemas.openxmlformats.org/markup-compatibility/2006" xmlns:aink="http://schemas.microsoft.com/office/drawing/2016/ink" xmlns:am3d="http://schemas.microsoft.com/office/drawing/2017/model3d" xmlns:o="urn:schemas-microsoft-com:office:office" xmlns:oel="http://schemas.microsoft.com/office/2019/extlst" xmlns:r="http://schemas.openxmlformats.org/officeDocument/2006/relationships" xmlns:m="http://schemas.openxmlformats.org/officeDocument/2006/math" xmlns:v="urn:schemas-microsoft-com:vml" xmlns:wp14="http://schemas.microsoft.com/office/word/2010/wordprocessingDrawing" xmlns:wp="http://schemas.openxmlformats.org/drawingml/2006/wordprocessingDrawing" xmlns:w10="urn:schemas-microsoft-com:office:word" xmlns:w="http://schemas.openxmlformats.org/wordprocessingml/2006/main" xmlns:w14="http://schemas.microsoft.com/office/word/2010/wordml" xmlns:w15="http://schemas.microsoft.com/office/word/2012/wordml" xmlns:w16cex="http://schemas.microsoft.com/office/word/2018/wordml/cex" xmlns:w16cid="http://schemas.microsoft.com/office/word/2016/wordml/cid" xmlns:w16="http://schemas.microsoft.com/office/word/2018/wordml" xmlns:w16du="http://schemas.microsoft.com/office/word/2023/wordml/word16du" xmlns:w16sdtdh="http://schemas.microsoft.com/office/word/2020/wordml/sdtdatahash" xmlns:w16sdtfl="http://schemas.microsoft.com/office/word/2024/wordml/sdtformatlock" xmlns:w16se="http://schemas.microsoft.com/office/word/2015/wordml/symex" xmlns:wpg="http://schemas.microsoft.com/office/word/2010/wordprocessingGroup" xmlns:wpi="http://schemas.microsoft.com/office/word/2010/wordprocessingInk" xmlns:wne="http://schemas.microsoft.com/office/word/2006/wordml" xmlns:wps="http://schemas.microsoft.com/office/word/2010/wordprocessingShape" mc:Ignorable="w14 w15 w16se w16cid w16 w16cex w16sdtdh w16sdtfl w16du wp14">
   <w:p>
     <w:pPr>
       <w:pStyle w:val="Header"/>
@@ -251,7 +431,7 @@
 </file>
 
 <file path=word/header3.xml><?xml version="1.0" encoding="utf-8"?>
-<w:hdr xmlns:wpc="http://schemas.microsoft.com/office/word/2010/wordprocessingCanvas" xmlns:cx="http://schemas.microsoft.com/office/drawing/2014/chartex" xmlns:cx1="http://schemas.microsoft.com/office/drawing/2015/9/8/chartex" xmlns:cx2="http://schemas.microsoft.com/office/drawing/2015/10/21/chartex" xmlns:cx3="http://schemas.microsoft.com/office/drawing/2016/5/9/chartex" xmlns:cx4="http://schemas.microsoft.com/office/drawing/2016/5/10/chartex" xmlns:cx5="http://schemas.microsoft.com/office/drawing/2016/5/11/chartex" xmlns:cx6="http://schemas.microsoft.com/office/drawing/2016/5/12/chartex" xmlns:cx7="http://schemas.microsoft.com/office/drawing/2016/5/13/chartex" xmlns:cx8="http://schemas.microsoft.com/office/drawing/2016/5/14/chartex" xmlns:mc="http://schemas.openxmlformats.org/markup-compatibility/2006" xmlns:aink="http://schemas.microsoft.com/office/drawing/2016/ink" xmlns:am3d="http://schemas.microsoft.com/office/drawing/2017/model3d" xmlns:o="urn:schemas-microsoft-com:office:office" xmlns:oel="http://schemas.microsoft.com/office/2019/extlst" xmlns:r="http://schemas.openxmlformats.org/officeDocument/2006/relationships" xmlns:m="http://schemas.openxmlformats.org/officeDocument/2006/math" xmlns:v="urn:schemas-microsoft-com:vml" xmlns:wp14="http://schemas.microsoft.com/office/word/2010/wordprocessingDrawing" xmlns:wp="http://schemas.openxmlformats.org/drawingml/2006/wordprocessingDrawing" xmlns:w10="urn:schemas-microsoft-com:office:word" xmlns:w="http://schemas.openxmlformats.org/wordprocessingml/2006/main" xmlns:w14="http://schemas.microsoft.com/office/word/2010/wordml" xmlns:w15="http://schemas.microsoft.com/office/word/2012/wordml" xmlns:w16cex="http://schemas.microsoft.com/office/word/2018/wordml/cex" xmlns:w16cid="http://schemas.microsoft.com/office/word/2016/wordml/cid" xmlns:w16="http://schemas.microsoft.com/office/word/2018/wordml" xmlns:w16sdtdh="http://schemas.microsoft.com/office/word/2020/wordml/sdtdatahash" xmlns:w16se="http://schemas.microsoft.com/office/word/2015/wordml/symex" xmlns:wpg="http://schemas.microsoft.com/office/word/2010/wordprocessingGroup" xmlns:wpi="http://schemas.microsoft.com/office/word/2010/wordprocessingInk" xmlns:wne="http://schemas.microsoft.com/office/word/2006/wordml" xmlns:wps="http://schemas.microsoft.com/office/word/2010/wordprocessingShape" mc:Ignorable="w14 w15 w16se w16cid w16 w16cex w16sdtdh wp14">
+<w:hdr xmlns:wpc="http://schemas.microsoft.com/office/word/2010/wordprocessingCanvas" xmlns:cx="http://schemas.microsoft.com/office/drawing/2014/chartex" xmlns:cx1="http://schemas.microsoft.com/office/drawing/2015/9/8/chartex" xmlns:cx2="http://schemas.microsoft.com/office/drawing/2015/10/21/chartex" xmlns:cx3="http://schemas.microsoft.com/office/drawing/2016/5/9/chartex" xmlns:cx4="http://schemas.microsoft.com/office/drawing/2016/5/10/chartex" xmlns:cx5="http://schemas.microsoft.com/office/drawing/2016/5/11/chartex" xmlns:cx6="http://schemas.microsoft.com/office/drawing/2016/5/12/chartex" xmlns:cx7="http://schemas.microsoft.com/office/drawing/2016/5/13/chartex" xmlns:cx8="http://schemas.microsoft.com/office/drawing/2016/5/14/chartex" xmlns:mc="http://schemas.openxmlformats.org/markup-compatibility/2006" xmlns:aink="http://schemas.microsoft.com/office/drawing/2016/ink" xmlns:am3d="http://schemas.microsoft.com/office/drawing/2017/model3d" xmlns:o="urn:schemas-microsoft-com:office:office" xmlns:oel="http://schemas.microsoft.com/office/2019/extlst" xmlns:r="http://schemas.openxmlformats.org/officeDocument/2006/relationships" xmlns:m="http://schemas.openxmlformats.org/officeDocument/2006/math" xmlns:v="urn:schemas-microsoft-com:vml" xmlns:wp14="http://schemas.microsoft.com/office/word/2010/wordprocessingDrawing" xmlns:wp="http://schemas.openxmlformats.org/drawingml/2006/wordprocessingDrawing" xmlns:w10="urn:schemas-microsoft-com:office:word" xmlns:w="http://schemas.openxmlformats.org/wordprocessingml/2006/main" xmlns:w14="http://schemas.microsoft.com/office/word/2010/wordml" xmlns:w15="http://schemas.microsoft.com/office/word/2012/wordml" xmlns:w16cex="http://schemas.microsoft.com/office/word/2018/wordml/cex" xmlns:w16cid="http://schemas.microsoft.com/office/word/2016/wordml/cid" xmlns:w16="http://schemas.microsoft.com/office/word/2018/wordml" xmlns:w16du="http://schemas.microsoft.com/office/word/2023/wordml/word16du" xmlns:w16sdtdh="http://schemas.microsoft.com/office/word/2020/wordml/sdtdatahash" xmlns:w16sdtfl="http://schemas.microsoft.com/office/word/2024/wordml/sdtformatlock" xmlns:w16se="http://schemas.microsoft.com/office/word/2015/wordml/symex" xmlns:wpg="http://schemas.microsoft.com/office/word/2010/wordprocessingGroup" xmlns:wpi="http://schemas.microsoft.com/office/word/2010/wordprocessingInk" xmlns:wne="http://schemas.microsoft.com/office/word/2006/wordml" xmlns:wps="http://schemas.microsoft.com/office/word/2010/wordprocessingShape" mc:Ignorable="w14 w15 w16se w16cid w16 w16cex w16sdtdh w16sdtfl w16du wp14">
   <w:p>
     <w:pPr>
       <w:pStyle w:val="Header"/>
@@ -260,7 +440,7 @@
     <w:r>
       <w:tab/>
       <w:tab/>
-      <w:t>2026-06-17</w:t>
+      <w:t>2026-06-18</w:t>
       <w:br/>
       <w:br/>
     </w:r>
@@ -273,7 +453,7 @@
 </file>
 
 <file path=word/numbering.xml><?xml version="1.0" encoding="utf-8"?>
-<w:numbering xmlns:wpc="http://schemas.microsoft.com/office/word/2010/wordprocessingCanvas" xmlns:cx="http://schemas.microsoft.com/office/drawing/2014/chartex" xmlns:cx1="http://schemas.microsoft.com/office/drawing/2015/9/8/chartex" xmlns:cx2="http://schemas.microsoft.com/office/drawing/2015/10/21/chartex" xmlns:cx3="http://schemas.microsoft.com/office/drawing/2016/5/9/chartex" xmlns:cx4="http://schemas.microsoft.com/office/drawing/2016/5/10/chartex" xmlns:cx5="http://schemas.microsoft.com/office/drawing/2016/5/11/chartex" xmlns:cx6="http://schemas.microsoft.com/office/drawing/2016/5/12/chartex" xmlns:cx7="http://schemas.microsoft.com/office/drawing/2016/5/13/chartex" xmlns:cx8="http://schemas.microsoft.com/office/drawing/2016/5/14/chartex" xmlns:mc="http://schemas.openxmlformats.org/markup-compatibility/2006" xmlns:aink="http://schemas.microsoft.com/office/drawing/2016/ink" xmlns:am3d="http://schemas.microsoft.com/office/drawing/2017/model3d" xmlns:o="urn:schemas-microsoft-com:office:office" xmlns:oel="http://schemas.microsoft.com/office/2019/extlst" xmlns:r="http://schemas.openxmlformats.org/officeDocument/2006/relationships" xmlns:m="http://schemas.openxmlformats.org/officeDocument/2006/math" xmlns:v="urn:schemas-microsoft-com:vml" xmlns:wp14="http://schemas.microsoft.com/office/word/2010/wordprocessingDrawing" xmlns:wp="http://schemas.openxmlformats.org/drawingml/2006/wordprocessingDrawing" xmlns:w10="urn:schemas-microsoft-com:office:word" xmlns:w="http://schemas.openxmlformats.org/wordprocessingml/2006/main" xmlns:w14="http://schemas.microsoft.com/office/word/2010/wordml" xmlns:w15="http://schemas.microsoft.com/office/word/2012/wordml" xmlns:w16cex="http://schemas.microsoft.com/office/word/2018/wordml/cex" xmlns:w16cid="http://schemas.microsoft.com/office/word/2016/wordml/cid" xmlns:w16="http://schemas.microsoft.com/office/word/2018/wordml" xmlns:w16sdtdh="http://schemas.microsoft.com/office/word/2020/wordml/sdtdatahash" xmlns:w16se="http://schemas.microsoft.com/office/word/2015/wordml/symex" xmlns:wpg="http://schemas.microsoft.com/office/word/2010/wordprocessingGroup" xmlns:wpi="http://schemas.microsoft.com/office/word/2010/wordprocessingInk" xmlns:wne="http://schemas.microsoft.com/office/word/2006/wordml" xmlns:wps="http://schemas.microsoft.com/office/word/2010/wordprocessingShape" mc:Ignorable="w14 w15 w16se w16cid w16 w16cex w16sdtdh wp14">
+<w:numbering xmlns:wpc="http://schemas.microsoft.com/office/word/2010/wordprocessingCanvas" xmlns:cx="http://schemas.microsoft.com/office/drawing/2014/chartex" xmlns:cx1="http://schemas.microsoft.com/office/drawing/2015/9/8/chartex" xmlns:cx2="http://schemas.microsoft.com/office/drawing/2015/10/21/chartex" xmlns:cx3="http://schemas.microsoft.com/office/drawing/2016/5/9/chartex" xmlns:cx4="http://schemas.microsoft.com/office/drawing/2016/5/10/chartex" xmlns:cx5="http://schemas.microsoft.com/office/drawing/2016/5/11/chartex" xmlns:cx6="http://schemas.microsoft.com/office/drawing/2016/5/12/chartex" xmlns:cx7="http://schemas.microsoft.com/office/drawing/2016/5/13/chartex" xmlns:cx8="http://schemas.microsoft.com/office/drawing/2016/5/14/chartex" xmlns:mc="http://schemas.openxmlformats.org/markup-compatibility/2006" xmlns:aink="http://schemas.microsoft.com/office/drawing/2016/ink" xmlns:am3d="http://schemas.microsoft.com/office/drawing/2017/model3d" xmlns:o="urn:schemas-microsoft-com:office:office" xmlns:oel="http://schemas.microsoft.com/office/2019/extlst" xmlns:r="http://schemas.openxmlformats.org/officeDocument/2006/relationships" xmlns:m="http://schemas.openxmlformats.org/officeDocument/2006/math" xmlns:v="urn:schemas-microsoft-com:vml" xmlns:wp14="http://schemas.microsoft.com/office/word/2010/wordprocessingDrawing" xmlns:wp="http://schemas.openxmlformats.org/drawingml/2006/wordprocessingDrawing" xmlns:w10="urn:schemas-microsoft-com:office:word" xmlns:w="http://schemas.openxmlformats.org/wordprocessingml/2006/main" xmlns:w14="http://schemas.microsoft.com/office/word/2010/wordml" xmlns:w15="http://schemas.microsoft.com/office/word/2012/wordml" xmlns:w16cex="http://schemas.microsoft.com/office/word/2018/wordml/cex" xmlns:w16cid="http://schemas.microsoft.com/office/word/2016/wordml/cid" xmlns:w16="http://schemas.microsoft.com/office/word/2018/wordml" xmlns:w16du="http://schemas.microsoft.com/office/word/2023/wordml/word16du" xmlns:w16sdtdh="http://schemas.microsoft.com/office/word/2020/wordml/sdtdatahash" xmlns:w16sdtfl="http://schemas.microsoft.com/office/word/2024/wordml/sdtformatlock" xmlns:w16se="http://schemas.microsoft.com/office/word/2015/wordml/symex" xmlns:wpg="http://schemas.microsoft.com/office/word/2010/wordprocessingGroup" xmlns:wpi="http://schemas.microsoft.com/office/word/2010/wordprocessingInk" xmlns:wne="http://schemas.microsoft.com/office/word/2006/wordml" xmlns:wps="http://schemas.microsoft.com/office/word/2010/wordprocessingShape" mc:Ignorable="w14 w15 w16se w16cid w16 w16cex w16sdtdh w16sdtfl w16du wp14">
   <w:abstractNum w:abstractNumId="0" w15:restartNumberingAfterBreak="0">
     <w:nsid w:val="FFFFFF7C"/>
     <w:multiLevelType w:val="singleLevel"/>
@@ -476,7 +656,7 @@
 </file>
 
 <file path=word/styles.xml><?xml version="1.0" encoding="utf-8"?>
-<w:styles xmlns:mc="http://schemas.openxmlformats.org/markup-compatibility/2006" xmlns:r="http://schemas.openxmlformats.org/officeDocument/2006/relationships" xmlns:w="http://schemas.openxmlformats.org/wordprocessingml/2006/main" xmlns:w14="http://schemas.microsoft.com/office/word/2010/wordml" xmlns:w15="http://schemas.microsoft.com/office/word/2012/wordml" xmlns:w16cex="http://schemas.microsoft.com/office/word/2018/wordml/cex" xmlns:w16cid="http://schemas.microsoft.com/office/word/2016/wordml/cid" xmlns:w16="http://schemas.microsoft.com/office/word/2018/wordml" xmlns:w16sdtdh="http://schemas.microsoft.com/office/word/2020/wordml/sdtdatahash" xmlns:w16se="http://schemas.microsoft.com/office/word/2015/wordml/symex" mc:Ignorable="w14 w15 w16se w16cid w16 w16cex w16sdtdh">
+<w:styles xmlns:mc="http://schemas.openxmlformats.org/markup-compatibility/2006" xmlns:r="http://schemas.openxmlformats.org/officeDocument/2006/relationships" xmlns:w="http://schemas.openxmlformats.org/wordprocessingml/2006/main" xmlns:w14="http://schemas.microsoft.com/office/word/2010/wordml" xmlns:w15="http://schemas.microsoft.com/office/word/2012/wordml" xmlns:w16cex="http://schemas.microsoft.com/office/word/2018/wordml/cex" xmlns:w16cid="http://schemas.microsoft.com/office/word/2016/wordml/cid" xmlns:w16="http://schemas.microsoft.com/office/word/2018/wordml" xmlns:w16du="http://schemas.microsoft.com/office/word/2023/wordml/word16du" xmlns:w16sdtdh="http://schemas.microsoft.com/office/word/2020/wordml/sdtdatahash" xmlns:w16sdtfl="http://schemas.microsoft.com/office/word/2024/wordml/sdtformatlock" xmlns:w16se="http://schemas.microsoft.com/office/word/2015/wordml/symex" mc:Ignorable="w14 w15 w16se w16cid w16 w16cex w16sdtdh w16sdtfl w16du">
   <w:docDefaults>
     <w:rPrDefault>
       <w:rPr>
@@ -1234,7 +1414,7 @@
     <w:link w:val="TitleChar"/>
     <w:uiPriority w:val="10"/>
     <w:qFormat/>
-    <w:rsid w:val="007106C8"/>
+    <w:rsid w:val="00E854FA"/>
     <w:pPr>
       <w:spacing w:after="300" w:line="240" w:lineRule="auto"/>
       <w:contextualSpacing/>
@@ -1244,7 +1424,7 @@
       <w:rFonts w:eastAsiaTheme="majorEastAsia" w:cstheme="majorBidi"/>
       <w:spacing w:val="5"/>
       <w:kern w:val="28"/>
-      <w:sz w:val="52"/>
+      <w:sz w:val="40"/>
       <w:szCs w:val="52"/>
       <w:lang w:val="sv-SE" w:eastAsia="en-US" w:bidi="ar-SA"/>
     </w:rPr>
@@ -1254,12 +1434,12 @@
     <w:basedOn w:val="DefaultParagraphFont"/>
     <w:link w:val="Title"/>
     <w:uiPriority w:val="10"/>
-    <w:rsid w:val="007106C8"/>
+    <w:rsid w:val="00E854FA"/>
     <w:rPr>
       <w:rFonts w:ascii="Times New Roman" w:eastAsiaTheme="majorEastAsia" w:hAnsi="Times New Roman" w:cstheme="majorBidi"/>
       <w:spacing w:val="5"/>
       <w:kern w:val="28"/>
-      <w:sz w:val="52"/>
+      <w:sz w:val="40"/>
       <w:szCs w:val="52"/>
       <w:lang w:val="sv-SE" w:eastAsia="en-US" w:bidi="ar-SA"/>
     </w:rPr>

--- a/tillsyn/A 25097-2026 tillsynsbegäran.docx
+++ b/tillsyn/A 25097-2026 tillsynsbegäran.docx
@@ -440,7 +440,7 @@
     <w:r>
       <w:tab/>
       <w:tab/>
-      <w:t>2026-06-18</w:t>
+      <w:t>2026-06-19</w:t>
       <w:br/>
       <w:br/>
     </w:r>

--- a/tillsyn/A 25097-2026 tillsynsbegäran.docx
+++ b/tillsyn/A 25097-2026 tillsynsbegäran.docx
@@ -440,7 +440,7 @@
     <w:r>
       <w:tab/>
       <w:tab/>
-      <w:t>2026-06-19</w:t>
+      <w:t>2026-06-20</w:t>
       <w:br/>
       <w:br/>
     </w:r>

--- a/tillsyn/A 25097-2026 tillsynsbegäran.docx
+++ b/tillsyn/A 25097-2026 tillsynsbegäran.docx
@@ -12,10 +12,7 @@
     </w:p>
     <w:p>
       <w:r>
-        <w:t>Detta dokument behandlar höga naturvärden i avverkningsanmälan A 25097-2026 i Lindesbergs kommun som inkom 2026-06-02 och omfattar 23,0 ha.</w:t>
-      </w:r>
-      <w:r>
-        <w:t xml:space="preserve"> I Figur 1 visas fyndplatser för naturvårdsarter i området, som finns registrerade på Artportalen.</w:t>
+        <w:t>Denna tillsynsbegäran behandlar höga naturvärden i avverkningsanmälan A 25097-2026 i Lindesbergs kommun som inkom 2026-06-02 och omfattar 23,0 ha.</w:t>
       </w:r>
     </w:p>
     <w:p>
@@ -25,7 +22,7 @@
       <w:r>
         <w:drawing>
           <wp:inline xmlns:a="http://schemas.openxmlformats.org/drawingml/2006/main" xmlns:pic="http://schemas.openxmlformats.org/drawingml/2006/picture">
-            <wp:extent cx="4382301" cy="5688000"/>
+            <wp:extent cx="4410037" cy="5724000"/>
             <wp:docPr id="1" name="Picture 1"/>
             <wp:cNvGraphicFramePr>
               <a:graphicFrameLocks noChangeAspect="1"/>
@@ -46,7 +43,7 @@
                   <pic:spPr>
                     <a:xfrm>
                       <a:off x="0" y="0"/>
-                      <a:ext cx="4382301" cy="5688000"/>
+                      <a:ext cx="4410037" cy="5724000"/>
                     </a:xfrm>
                     <a:prstGeom prst="rect"/>
                   </pic:spPr>
@@ -63,7 +60,20 @@
         <w:spacing w:after="240"/>
       </w:pPr>
       <w:r>
-        <w:t>Figur 1. Fyndplatser för naturvårdsarter i och inom 18 meter från avverkningsanmälan (röd linje). Inom parentes anges rödlistekategorier, S för signalarter, Tför typiska arter och fridlysningsparagrafer i artskyddsförordningen.Markörer utan svart kant är placerade på fyndplatsen. Markörer med svart kant är placerade vid sidan av fyndplatsen och har ett svart streck som visar fyndplatsens exakta position. Kartans mittpunktskoordinat är N 6621818, E 499551 i SWEREF 99 TM.</w:t>
+        <w:t>Figur 1. Fyndplatser för naturvårdsarter i och inom 18 meter från avverkningsanmälan. Markörer utan svart kant är placerade på fyndplatsen. Markörer med svart kant är placerade vid sidan av fyndplatsen har ett svart streck som visar fyndplatsens exakta position. Kartans mittpunktskoordinat är N 6621818, E 499551 i SWEREF 99 TM.</w:t>
+      </w:r>
+    </w:p>
+    <w:p>
+      <w:r>
+        <w:t>I och inom 18 meter från avverkningsanmälan finns fynd av 3 naturvårdsarter, varav 1 är rödlistad, 2 är fridlysta, 1 är typisk (T) och 1 är signalart (S): talltita (NT, §4), korallblylav (S, T) och fläcknycklar (§8). Se Figur 1.</w:t>
+      </w:r>
+    </w:p>
+    <w:p>
+      <w:pPr>
+        <w:pStyle w:val="Heading1"/>
+      </w:pPr>
+      <w:r>
+        <w:t>Tillsynsbegäran</w:t>
       </w:r>
     </w:p>
     <w:p>
@@ -77,53 +87,16 @@
       </w:r>
     </w:p>
     <w:p>
-      <w:r>
-        <w:t>Nedan beskrivs fynd av naturvårdsarter och fridlysta arter som gjorts i det avverkningsanmälda området. I BILAGA 1 finns artfakta om fridlysta arter.</w:t>
-      </w:r>
-    </w:p>
-    <w:p>
       <w:pPr>
         <w:pStyle w:val="Heading1"/>
       </w:pPr>
       <w:r>
-        <w:t>Naturvårdsarter</w:t>
+        <w:t>Naturvårdsarter och fridlysta arter</w:t>
       </w:r>
     </w:p>
     <w:p>
       <w:r>
-        <w:t>I och inom 18 meter från avverkningsanmälan har följande 3 naturvårdsarter hittats: talltita (NT, §4), korallblylav (S, T) och fläcknycklar (§8). Av dessa är 1 rödlistade. För rödlistade arter har rödlistekategorin angivits inom parentes. Arter som är signalarter enligt Skogsstyrelsen har markerats med (S). Typiska arter inom Natura 2000 som är kopplade till skogsekosystem har markerats med (T). För fridlysta arter anges även paragrafen i Artskyddsförordningen som arten är fridlyst enligt.</w:t>
-      </w:r>
-    </w:p>
-    <w:p>
-      <w:r>
-        <w:t>De påträffade naturvårdsarterna är ett tydligt kvitto på att det rör sig om en skog med höga naturvärden.</w:t>
-      </w:r>
-    </w:p>
-    <w:p>
-      <w:pPr>
-        <w:pStyle w:val="Heading2"/>
-      </w:pPr>
-      <w:r>
-        <w:t>Fridlysta arter</w:t>
-      </w:r>
-    </w:p>
-    <w:p>
-      <w:r>
-        <w:t>Följande fridlysta arter har sina livsmiljöer och växtplatser i den avverkningsanmälda skogen: talltita (NT, §4) och fläcknycklar (§8).</w:t>
-      </w:r>
-    </w:p>
-    <w:p>
-      <w:r>
-        <w:t xml:space="preserve">Observera att medlemsländerna är skyldiga att agera i enlighet med EU:s fågeldirektiv där det uttryckligen står att direktivet gäller för fåglar samt för deras ägg, bon och </w:t>
-      </w:r>
-      <w:r>
-        <w:rPr>
-          <w:b/>
-        </w:rPr>
-        <w:t xml:space="preserve">livsmiljöer </w:t>
-      </w:r>
-      <w:r>
-        <w:t>(artikel 1). Vidare att de åtgärder som vidtas inte får leda till en försämring av den nuvarande situationen beträffande bevarandet av de fågelarter som avses i artikel 1 (artikel 13). Fågeldirektivet är styrande för tillsynsansvariga myndigheters ärendehantering, ställningstaganden och beslutsfattande.</w:t>
+        <w:t>Nedan följer beskrivningar av de naturvårdsarter och fridlysta arter som har sina livsmiljöer och växtplatser i den avverkningsanmälda skogen. Se även ytterligare artfakta i BILAGA 1. De påträffade naturvårdsarterna är ett tydligt kvitto på att det rör sig om en skog med höga naturvärden.</w:t>
       </w:r>
     </w:p>
     <w:p>
@@ -135,19 +108,6 @@
       </w:r>
       <w:r>
         <w:t>, rödlistad som nära hotad och prioriterad art i Skogsvårdslagen, har häckningsrevir i anmälan. Arten har minskat kraftigt de senaste 30 åren och minskningstakten innevarande 10-årsperiod beräknas till 20 (10–30) %. Talltitan är synnerligen trogen sitt cirka 15 hektar stora revir och är beroende av flerskiktade olikåldriga skogar för att kunna föda upp sina ungar. Talltitan försvinner om dess livsmiljö kalavverkas (Eggers &amp; Low, 2014; Ekman, 1979; Griesser et al, 2007; Klein, 2020; Siffczyk et al, 2003; SLU Artdatabanken, 2021).</w:t>
-      </w:r>
-    </w:p>
-    <w:p>
-      <w:r>
-        <w:t>I BILAGA 1 finns mer detaljerad information om ekologi samt krav på livsmiljö hos fridlysta arter.</w:t>
-      </w:r>
-    </w:p>
-    <w:p>
-      <w:pPr>
-        <w:pStyle w:val="Heading2"/>
-      </w:pPr>
-      <w:r>
-        <w:t>Övriga naturvårdsarter</w:t>
       </w:r>
     </w:p>
     <w:p>
@@ -177,6 +137,28 @@
       </w:r>
       <w:r>
         <w:t xml:space="preserve"> (SLU Artdatabanken, 2024; Nitare &amp; Skogsstyrelsen, 2019).</w:t>
+      </w:r>
+    </w:p>
+    <w:p>
+      <w:pPr>
+        <w:pStyle w:val="Heading1"/>
+      </w:pPr>
+      <w:r>
+        <w:t>EU:s fågeldirektiv</w:t>
+      </w:r>
+    </w:p>
+    <w:p>
+      <w:r>
+        <w:t xml:space="preserve">Europeiska unionens medlemsländer är skyldiga att agera i enlighet med EU:s fågeldirektiv där det uttryckligen står att direktivet gäller för fåglar samt för deras ägg, bon och </w:t>
+      </w:r>
+      <w:r>
+        <w:rPr>
+          <w:b/>
+        </w:rPr>
+        <w:t xml:space="preserve">livsmiljöer </w:t>
+      </w:r>
+      <w:r>
+        <w:t>(artikel 1). Vidare att de åtgärder som vidtas inte får leda till en försämring av den nuvarande situationen beträffande bevarandet av de fågelarter som avses i artikel 1 (artikel 13). Fågeldirektivet är styrande för tillsynsansvariga myndigheters ärendehantering, ställningstaganden och beslutsfattande.</w:t>
       </w:r>
     </w:p>
     <w:p>
@@ -440,7 +422,7 @@
     <w:r>
       <w:tab/>
       <w:tab/>
-      <w:t>2026-06-20</w:t>
+      <w:t>2026-06-21</w:t>
       <w:br/>
       <w:br/>
     </w:r>

--- a/tillsyn/A 25097-2026 tillsynsbegäran.docx
+++ b/tillsyn/A 25097-2026 tillsynsbegäran.docx
@@ -422,7 +422,7 @@
     <w:r>
       <w:tab/>
       <w:tab/>
-      <w:t>2026-06-21</w:t>
+      <w:t>2026-06-22</w:t>
       <w:br/>
       <w:br/>
     </w:r>

--- a/tillsyn/A 25097-2026 tillsynsbegäran.docx
+++ b/tillsyn/A 25097-2026 tillsynsbegäran.docx
@@ -422,7 +422,7 @@
     <w:r>
       <w:tab/>
       <w:tab/>
-      <w:t>2026-06-22</w:t>
+      <w:t>2026-06-23</w:t>
       <w:br/>
       <w:br/>
     </w:r>

--- a/tillsyn/A 25097-2026 tillsynsbegäran.docx
+++ b/tillsyn/A 25097-2026 tillsynsbegäran.docx
@@ -422,7 +422,7 @@
     <w:r>
       <w:tab/>
       <w:tab/>
-      <w:t>2026-06-23</w:t>
+      <w:t>2026-06-24</w:t>
       <w:br/>
       <w:br/>
     </w:r>

--- a/tillsyn/A 25097-2026 tillsynsbegäran.docx
+++ b/tillsyn/A 25097-2026 tillsynsbegäran.docx
@@ -422,7 +422,7 @@
     <w:r>
       <w:tab/>
       <w:tab/>
-      <w:t>2026-06-24</w:t>
+      <w:t>2026-06-25</w:t>
       <w:br/>
       <w:br/>
     </w:r>

--- a/tillsyn/A 25097-2026 tillsynsbegäran.docx
+++ b/tillsyn/A 25097-2026 tillsynsbegäran.docx
@@ -422,7 +422,7 @@
     <w:r>
       <w:tab/>
       <w:tab/>
-      <w:t>2026-06-25</w:t>
+      <w:t>2026-06-26</w:t>
       <w:br/>
       <w:br/>
     </w:r>

--- a/tillsyn/A 25097-2026 tillsynsbegäran.docx
+++ b/tillsyn/A 25097-2026 tillsynsbegäran.docx
@@ -422,7 +422,7 @@
     <w:r>
       <w:tab/>
       <w:tab/>
-      <w:t>2026-06-26</w:t>
+      <w:t>2026-06-27</w:t>
       <w:br/>
       <w:br/>
     </w:r>

--- a/tillsyn/A 25097-2026 tillsynsbegäran.docx
+++ b/tillsyn/A 25097-2026 tillsynsbegäran.docx
@@ -422,7 +422,7 @@
     <w:r>
       <w:tab/>
       <w:tab/>
-      <w:t>2026-06-27</w:t>
+      <w:t>2026-06-28</w:t>
       <w:br/>
       <w:br/>
     </w:r>

--- a/tillsyn/A 25097-2026 tillsynsbegäran.docx
+++ b/tillsyn/A 25097-2026 tillsynsbegäran.docx
@@ -422,7 +422,7 @@
     <w:r>
       <w:tab/>
       <w:tab/>
-      <w:t>2026-06-28</w:t>
+      <w:t>2026-06-29</w:t>
       <w:br/>
       <w:br/>
     </w:r>

--- a/tillsyn/A 25097-2026 tillsynsbegäran.docx
+++ b/tillsyn/A 25097-2026 tillsynsbegäran.docx
@@ -422,7 +422,7 @@
     <w:r>
       <w:tab/>
       <w:tab/>
-      <w:t>2026-06-29</w:t>
+      <w:t>2026-06-30</w:t>
       <w:br/>
       <w:br/>
     </w:r>

--- a/tillsyn/A 25097-2026 tillsynsbegäran.docx
+++ b/tillsyn/A 25097-2026 tillsynsbegäran.docx
@@ -422,7 +422,7 @@
     <w:r>
       <w:tab/>
       <w:tab/>
-      <w:t>2026-06-30</w:t>
+      <w:t>2026-07-01</w:t>
       <w:br/>
       <w:br/>
     </w:r>

--- a/tillsyn/A 25097-2026 tillsynsbegäran.docx
+++ b/tillsyn/A 25097-2026 tillsynsbegäran.docx
@@ -422,7 +422,7 @@
     <w:r>
       <w:tab/>
       <w:tab/>
-      <w:t>2026-07-01</w:t>
+      <w:t>2026-07-02</w:t>
       <w:br/>
       <w:br/>
     </w:r>

--- a/tillsyn/A 25097-2026 tillsynsbegäran.docx
+++ b/tillsyn/A 25097-2026 tillsynsbegäran.docx
@@ -1536,7 +1536,7 @@
     <w:r>
       <w:tab/>
       <w:tab/>
-      <w:t>2026-07-13</w:t>
+      <w:t>2026-07-14</w:t>
       <w:br/>
       <w:br/>
     </w:r>

--- a/tillsyn/A 25097-2026 tillsynsbegäran.docx
+++ b/tillsyn/A 25097-2026 tillsynsbegäran.docx
@@ -1536,7 +1536,7 @@
     <w:r>
       <w:tab/>
       <w:tab/>
-      <w:t>2026-07-14</w:t>
+      <w:t>2026-07-15</w:t>
       <w:br/>
       <w:br/>
     </w:r>

--- a/tillsyn/A 25097-2026 tillsynsbegäran.docx
+++ b/tillsyn/A 25097-2026 tillsynsbegäran.docx
@@ -1536,7 +1536,7 @@
     <w:r>
       <w:tab/>
       <w:tab/>
-      <w:t>2026-07-15</w:t>
+      <w:t>2026-07-16</w:t>
       <w:br/>
       <w:br/>
     </w:r>

--- a/tillsyn/A 25097-2026 tillsynsbegäran.docx
+++ b/tillsyn/A 25097-2026 tillsynsbegäran.docx
@@ -1536,7 +1536,7 @@
     <w:r>
       <w:tab/>
       <w:tab/>
-      <w:t>2026-07-16</w:t>
+      <w:t>2026-07-17</w:t>
       <w:br/>
       <w:br/>
     </w:r>

--- a/tillsyn/A 25097-2026 tillsynsbegäran.docx
+++ b/tillsyn/A 25097-2026 tillsynsbegäran.docx
@@ -1536,7 +1536,7 @@
     <w:r>
       <w:tab/>
       <w:tab/>
-      <w:t>2026-07-17</w:t>
+      <w:t>2026-07-18</w:t>
       <w:br/>
       <w:br/>
     </w:r>

--- a/tillsyn/A 25097-2026 tillsynsbegäran.docx
+++ b/tillsyn/A 25097-2026 tillsynsbegäran.docx
@@ -1536,7 +1536,7 @@
     <w:r>
       <w:tab/>
       <w:tab/>
-      <w:t>2026-07-18</w:t>
+      <w:t>2026-07-19</w:t>
       <w:br/>
       <w:br/>
     </w:r>

--- a/tillsyn/A 25097-2026 tillsynsbegäran.docx
+++ b/tillsyn/A 25097-2026 tillsynsbegäran.docx
@@ -1536,7 +1536,7 @@
     <w:r>
       <w:tab/>
       <w:tab/>
-      <w:t>2026-07-19</w:t>
+      <w:t>2026-07-20</w:t>
       <w:br/>
       <w:br/>
     </w:r>

--- a/tillsyn/A 25097-2026 tillsynsbegäran.docx
+++ b/tillsyn/A 25097-2026 tillsynsbegäran.docx
@@ -1536,7 +1536,7 @@
     <w:r>
       <w:tab/>
       <w:tab/>
-      <w:t>2026-07-20</w:t>
+      <w:t>2026-07-21</w:t>
       <w:br/>
       <w:br/>
     </w:r>

--- a/tillsyn/A 25097-2026 tillsynsbegäran.docx
+++ b/tillsyn/A 25097-2026 tillsynsbegäran.docx
@@ -1536,7 +1536,7 @@
     <w:r>
       <w:tab/>
       <w:tab/>
-      <w:t>2026-07-21</w:t>
+      <w:t>2026-07-22</w:t>
       <w:br/>
       <w:br/>
     </w:r>

--- a/tillsyn/A 25097-2026 tillsynsbegäran.docx
+++ b/tillsyn/A 25097-2026 tillsynsbegäran.docx
@@ -1536,7 +1536,7 @@
     <w:r>
       <w:tab/>
       <w:tab/>
-      <w:t>2026-07-22</w:t>
+      <w:t>2026-07-23</w:t>
       <w:br/>
       <w:br/>
     </w:r>

--- a/tillsyn/A 25097-2026 tillsynsbegäran.docx
+++ b/tillsyn/A 25097-2026 tillsynsbegäran.docx
@@ -1536,7 +1536,7 @@
     <w:r>
       <w:tab/>
       <w:tab/>
-      <w:t>2026-07-23</w:t>
+      <w:t>2026-07-24</w:t>
       <w:br/>
       <w:br/>
     </w:r>

--- a/tillsyn/A 25097-2026 tillsynsbegäran.docx
+++ b/tillsyn/A 25097-2026 tillsynsbegäran.docx
@@ -1536,7 +1536,7 @@
     <w:r>
       <w:tab/>
       <w:tab/>
-      <w:t>2026-07-24</w:t>
+      <w:t>2026-07-25</w:t>
       <w:br/>
       <w:br/>
     </w:r>

--- a/tillsyn/A 25097-2026 tillsynsbegäran.docx
+++ b/tillsyn/A 25097-2026 tillsynsbegäran.docx
@@ -1536,7 +1536,7 @@
     <w:r>
       <w:tab/>
       <w:tab/>
-      <w:t>2026-07-25</w:t>
+      <w:t>2026-07-26</w:t>
       <w:br/>
       <w:br/>
     </w:r>

--- a/tillsyn/A 25097-2026 tillsynsbegäran.docx
+++ b/tillsyn/A 25097-2026 tillsynsbegäran.docx
@@ -1536,7 +1536,7 @@
     <w:r>
       <w:tab/>
       <w:tab/>
-      <w:t>2026-07-26</w:t>
+      <w:t>2026-07-27</w:t>
       <w:br/>
       <w:br/>
     </w:r>

--- a/tillsyn/A 25097-2026 tillsynsbegäran.docx
+++ b/tillsyn/A 25097-2026 tillsynsbegäran.docx
@@ -1536,7 +1536,7 @@
     <w:r>
       <w:tab/>
       <w:tab/>
-      <w:t>2026-07-27</w:t>
+      <w:t>2026-07-28</w:t>
       <w:br/>
       <w:br/>
     </w:r>

--- a/tillsyn/A 25097-2026 tillsynsbegäran.docx
+++ b/tillsyn/A 25097-2026 tillsynsbegäran.docx
@@ -1536,7 +1536,7 @@
     <w:r>
       <w:tab/>
       <w:tab/>
-      <w:t>2026-07-28</w:t>
+      <w:t>2026-07-29</w:t>
       <w:br/>
       <w:br/>
     </w:r>

--- a/tillsyn/A 25097-2026 tillsynsbegäran.docx
+++ b/tillsyn/A 25097-2026 tillsynsbegäran.docx
@@ -1536,7 +1536,7 @@
     <w:r>
       <w:tab/>
       <w:tab/>
-      <w:t>2026-07-29</w:t>
+      <w:t>2026-07-30</w:t>
       <w:br/>
       <w:br/>
     </w:r>

--- a/tillsyn/A 25097-2026 tillsynsbegäran.docx
+++ b/tillsyn/A 25097-2026 tillsynsbegäran.docx
@@ -1536,7 +1536,7 @@
     <w:r>
       <w:tab/>
       <w:tab/>
-      <w:t>2026-07-30</w:t>
+      <w:t>2026-07-31</w:t>
       <w:br/>
       <w:br/>
     </w:r>

--- a/tillsyn/A 25097-2026 tillsynsbegäran.docx
+++ b/tillsyn/A 25097-2026 tillsynsbegäran.docx
@@ -1536,7 +1536,7 @@
     <w:r>
       <w:tab/>
       <w:tab/>
-      <w:t>2026-07-31</w:t>
+      <w:t>2026-08-01</w:t>
       <w:br/>
       <w:br/>
     </w:r>

--- a/tillsyn/A 25097-2026 tillsynsbegäran.docx
+++ b/tillsyn/A 25097-2026 tillsynsbegäran.docx
@@ -1536,7 +1536,7 @@
     <w:r>
       <w:tab/>
       <w:tab/>
-      <w:t>2026-08-01</w:t>
+      <w:t>2026-08-02</w:t>
       <w:br/>
       <w:br/>
     </w:r>

--- a/tillsyn/A 25097-2026 tillsynsbegäran.docx
+++ b/tillsyn/A 25097-2026 tillsynsbegäran.docx
@@ -1536,7 +1536,7 @@
     <w:r>
       <w:tab/>
       <w:tab/>
-      <w:t>2026-08-02</w:t>
+      <w:t>2026-08-03</w:t>
       <w:br/>
       <w:br/>
     </w:r>

--- a/tillsyn/A 25097-2026 tillsynsbegäran.docx
+++ b/tillsyn/A 25097-2026 tillsynsbegäran.docx
@@ -1536,7 +1536,7 @@
     <w:r>
       <w:tab/>
       <w:tab/>
-      <w:t>2026-08-03</w:t>
+      <w:t>2026-08-05</w:t>
       <w:br/>
       <w:br/>
     </w:r>

--- a/tillsyn/A 25097-2026 tillsynsbegäran.docx
+++ b/tillsyn/A 25097-2026 tillsynsbegäran.docx
@@ -1536,7 +1536,7 @@
     <w:r>
       <w:tab/>
       <w:tab/>
-      <w:t>2026-08-05</w:t>
+      <w:t>2026-08-07</w:t>
       <w:br/>
       <w:br/>
     </w:r>

--- a/tillsyn/A 25097-2026 tillsynsbegäran.docx
+++ b/tillsyn/A 25097-2026 tillsynsbegäran.docx
@@ -1536,7 +1536,7 @@
     <w:r>
       <w:tab/>
       <w:tab/>
-      <w:t>2026-08-07</w:t>
+      <w:t>2026-08-08</w:t>
       <w:br/>
       <w:br/>
     </w:r>

--- a/tillsyn/A 25097-2026 tillsynsbegäran.docx
+++ b/tillsyn/A 25097-2026 tillsynsbegäran.docx
@@ -60,7 +60,7 @@
         <w:spacing w:after="240"/>
       </w:pPr>
       <w:r>
-        <w:t>Figur 1. Fyndplatser för naturvårdsarter i och inom 24 meter från avverkningsanmälan. Markörer utan svart kant är placerade på fyndplatsen. Markörer med svart kant är placerade vid sidan av fyndplatsen har ett svart streck som visar fyndplatsens exakta position. Kartans mittpunktskoordinat är N 6621818, E 499551 i SWEREF 99 TM.</w:t>
+        <w:t>Figur 1. Fyndplatser för naturvårdsarter i och inom 24 meter från avverkningsanmälan. Markörer utan svart kant är placerade på fyndplatsen. Markörer med svart kant är placerade vid sidan av fyndplatsen och har ett svart streck som visar fyndplatsens exakta position. Kartans mittpunktskoordinat är N 6621818, E 499551 i SWEREF 99 TM.</w:t>
       </w:r>
     </w:p>
     <w:p>
@@ -1536,7 +1536,7 @@
     <w:r>
       <w:tab/>
       <w:tab/>
-      <w:t>2026-08-14</w:t>
+      <w:t>2026-08-15</w:t>
       <w:br/>
       <w:br/>
     </w:r>

--- a/tillsyn/A 25097-2026 tillsynsbegäran.docx
+++ b/tillsyn/A 25097-2026 tillsynsbegäran.docx
@@ -1536,7 +1536,7 @@
     <w:r>
       <w:tab/>
       <w:tab/>
-      <w:t>2026-08-15</w:t>
+      <w:t>2026-08-16</w:t>
       <w:br/>
       <w:br/>
     </w:r>

--- a/tillsyn/A 25097-2026 tillsynsbegäran.docx
+++ b/tillsyn/A 25097-2026 tillsynsbegäran.docx
@@ -1536,7 +1536,7 @@
     <w:r>
       <w:tab/>
       <w:tab/>
-      <w:t>2026-08-16</w:t>
+      <w:t>2026-08-17</w:t>
       <w:br/>
       <w:br/>
     </w:r>

--- a/tillsyn/A 25097-2026 tillsynsbegäran.docx
+++ b/tillsyn/A 25097-2026 tillsynsbegäran.docx
@@ -1536,7 +1536,7 @@
     <w:r>
       <w:tab/>
       <w:tab/>
-      <w:t>2026-08-17</w:t>
+      <w:t>2026-08-18</w:t>
       <w:br/>
       <w:br/>
     </w:r>

--- a/tillsyn/A 25097-2026 tillsynsbegäran.docx
+++ b/tillsyn/A 25097-2026 tillsynsbegäran.docx
@@ -1536,7 +1536,7 @@
     <w:r>
       <w:tab/>
       <w:tab/>
-      <w:t>2026-08-18</w:t>
+      <w:t>2026-08-19</w:t>
       <w:br/>
       <w:br/>
     </w:r>

--- a/tillsyn/A 25097-2026 tillsynsbegäran.docx
+++ b/tillsyn/A 25097-2026 tillsynsbegäran.docx
@@ -1536,7 +1536,7 @@
     <w:r>
       <w:tab/>
       <w:tab/>
-      <w:t>2026-08-19</w:t>
+      <w:t>2026-08-20</w:t>
       <w:br/>
       <w:br/>
     </w:r>

--- a/tillsyn/A 25097-2026 tillsynsbegäran.docx
+++ b/tillsyn/A 25097-2026 tillsynsbegäran.docx
@@ -1536,7 +1536,7 @@
     <w:r>
       <w:tab/>
       <w:tab/>
-      <w:t>2026-08-20</w:t>
+      <w:t>2026-08-21</w:t>
       <w:br/>
       <w:br/>
     </w:r>

--- a/tillsyn/A 25097-2026 tillsynsbegäran.docx
+++ b/tillsyn/A 25097-2026 tillsynsbegäran.docx
@@ -1536,7 +1536,7 @@
     <w:r>
       <w:tab/>
       <w:tab/>
-      <w:t>2026-08-21</w:t>
+      <w:t>2026-08-22</w:t>
       <w:br/>
       <w:br/>
     </w:r>

--- a/tillsyn/A 25097-2026 tillsynsbegäran.docx
+++ b/tillsyn/A 25097-2026 tillsynsbegäran.docx
@@ -1536,7 +1536,7 @@
     <w:r>
       <w:tab/>
       <w:tab/>
-      <w:t>2026-08-22</w:t>
+      <w:t>2026-08-23</w:t>
       <w:br/>
       <w:br/>
     </w:r>

--- a/tillsyn/A 25097-2026 tillsynsbegäran.docx
+++ b/tillsyn/A 25097-2026 tillsynsbegäran.docx
@@ -1536,7 +1536,7 @@
     <w:r>
       <w:tab/>
       <w:tab/>
-      <w:t>2026-08-23</w:t>
+      <w:t>2026-08-24</w:t>
       <w:br/>
       <w:br/>
     </w:r>

--- a/tillsyn/A 25097-2026 tillsynsbegäran.docx
+++ b/tillsyn/A 25097-2026 tillsynsbegäran.docx
@@ -1536,7 +1536,7 @@
     <w:r>
       <w:tab/>
       <w:tab/>
-      <w:t>2026-08-24</w:t>
+      <w:t>2026-08-25</w:t>
       <w:br/>
       <w:br/>
     </w:r>

--- a/tillsyn/A 25097-2026 tillsynsbegäran.docx
+++ b/tillsyn/A 25097-2026 tillsynsbegäran.docx
@@ -1536,7 +1536,7 @@
     <w:r>
       <w:tab/>
       <w:tab/>
-      <w:t>2026-08-25</w:t>
+      <w:t>2026-08-26</w:t>
       <w:br/>
       <w:br/>
     </w:r>

--- a/tillsyn/A 25097-2026 tillsynsbegäran.docx
+++ b/tillsyn/A 25097-2026 tillsynsbegäran.docx
@@ -1536,7 +1536,7 @@
     <w:r>
       <w:tab/>
       <w:tab/>
-      <w:t>2026-08-26</w:t>
+      <w:t>2026-08-27</w:t>
       <w:br/>
       <w:br/>
     </w:r>

--- a/tillsyn/A 25097-2026 tillsynsbegäran.docx
+++ b/tillsyn/A 25097-2026 tillsynsbegäran.docx
@@ -1536,7 +1536,7 @@
     <w:r>
       <w:tab/>
       <w:tab/>
-      <w:t>2026-08-27</w:t>
+      <w:t>2026-08-28</w:t>
       <w:br/>
       <w:br/>
     </w:r>

--- a/tillsyn/A 25097-2026 tillsynsbegäran.docx
+++ b/tillsyn/A 25097-2026 tillsynsbegäran.docx
@@ -1536,7 +1536,7 @@
     <w:r>
       <w:tab/>
       <w:tab/>
-      <w:t>2026-08-28</w:t>
+      <w:t>2026-08-29</w:t>
       <w:br/>
       <w:br/>
     </w:r>

--- a/tillsyn/A 25097-2026 tillsynsbegäran.docx
+++ b/tillsyn/A 25097-2026 tillsynsbegäran.docx
@@ -1536,7 +1536,7 @@
     <w:r>
       <w:tab/>
       <w:tab/>
-      <w:t>2026-08-29</w:t>
+      <w:t>2026-08-31</w:t>
       <w:br/>
       <w:br/>
     </w:r>

--- a/tillsyn/A 25097-2026 tillsynsbegäran.docx
+++ b/tillsyn/A 25097-2026 tillsynsbegäran.docx
@@ -1536,7 +1536,7 @@
     <w:r>
       <w:tab/>
       <w:tab/>
-      <w:t>2026-08-31</w:t>
+      <w:t>2026-09-01</w:t>
       <w:br/>
       <w:br/>
     </w:r>

--- a/tillsyn/A 25097-2026 tillsynsbegäran.docx
+++ b/tillsyn/A 25097-2026 tillsynsbegäran.docx
@@ -1536,7 +1536,7 @@
     <w:r>
       <w:tab/>
       <w:tab/>
-      <w:t>2026-09-01</w:t>
+      <w:t>2026-09-02</w:t>
       <w:br/>
       <w:br/>
     </w:r>

--- a/tillsyn/A 25097-2026 tillsynsbegäran.docx
+++ b/tillsyn/A 25097-2026 tillsynsbegäran.docx
@@ -1536,7 +1536,7 @@
     <w:r>
       <w:tab/>
       <w:tab/>
-      <w:t>2026-09-02</w:t>
+      <w:t>2026-09-03</w:t>
       <w:br/>
       <w:br/>
     </w:r>

--- a/tillsyn/A 25097-2026 tillsynsbegäran.docx
+++ b/tillsyn/A 25097-2026 tillsynsbegäran.docx
@@ -1536,7 +1536,7 @@
     <w:r>
       <w:tab/>
       <w:tab/>
-      <w:t>2026-09-03</w:t>
+      <w:t>2026-09-04</w:t>
       <w:br/>
       <w:br/>
     </w:r>

--- a/tillsyn/A 25097-2026 tillsynsbegäran.docx
+++ b/tillsyn/A 25097-2026 tillsynsbegäran.docx
@@ -1536,7 +1536,7 @@
     <w:r>
       <w:tab/>
       <w:tab/>
-      <w:t>2026-09-04</w:t>
+      <w:t>2026-09-05</w:t>
       <w:br/>
       <w:br/>
     </w:r>

--- a/tillsyn/A 25097-2026 tillsynsbegäran.docx
+++ b/tillsyn/A 25097-2026 tillsynsbegäran.docx
@@ -1536,7 +1536,7 @@
     <w:r>
       <w:tab/>
       <w:tab/>
-      <w:t>2026-09-05</w:t>
+      <w:t>2026-09-06</w:t>
       <w:br/>
       <w:br/>
     </w:r>

--- a/tillsyn/A 25097-2026 tillsynsbegäran.docx
+++ b/tillsyn/A 25097-2026 tillsynsbegäran.docx
@@ -1536,7 +1536,7 @@
     <w:r>
       <w:tab/>
       <w:tab/>
-      <w:t>2026-09-06</w:t>
+      <w:t>2026-09-07</w:t>
       <w:br/>
       <w:br/>
     </w:r>

--- a/tillsyn/A 25097-2026 tillsynsbegäran.docx
+++ b/tillsyn/A 25097-2026 tillsynsbegäran.docx
@@ -1536,7 +1536,7 @@
     <w:r>
       <w:tab/>
       <w:tab/>
-      <w:t>2026-09-07</w:t>
+      <w:t>2026-09-08</w:t>
       <w:br/>
       <w:br/>
     </w:r>

--- a/tillsyn/A 25097-2026 tillsynsbegäran.docx
+++ b/tillsyn/A 25097-2026 tillsynsbegäran.docx
@@ -1536,7 +1536,7 @@
     <w:r>
       <w:tab/>
       <w:tab/>
-      <w:t>2026-09-08</w:t>
+      <w:t>2026-09-09</w:t>
       <w:br/>
       <w:br/>
     </w:r>

--- a/tillsyn/A 25097-2026 tillsynsbegäran.docx
+++ b/tillsyn/A 25097-2026 tillsynsbegäran.docx
@@ -1536,7 +1536,7 @@
     <w:r>
       <w:tab/>
       <w:tab/>
-      <w:t>2026-09-09</w:t>
+      <w:t>2026-09-10</w:t>
       <w:br/>
       <w:br/>
     </w:r>

--- a/tillsyn/A 25097-2026 tillsynsbegäran.docx
+++ b/tillsyn/A 25097-2026 tillsynsbegäran.docx
@@ -1536,7 +1536,7 @@
     <w:r>
       <w:tab/>
       <w:tab/>
-      <w:t>2026-09-10</w:t>
+      <w:t>2026-09-11</w:t>
       <w:br/>
       <w:br/>
     </w:r>

--- a/tillsyn/A 25097-2026 tillsynsbegäran.docx
+++ b/tillsyn/A 25097-2026 tillsynsbegäran.docx
@@ -1536,7 +1536,7 @@
     <w:r>
       <w:tab/>
       <w:tab/>
-      <w:t>2026-09-11</w:t>
+      <w:t>2026-09-12</w:t>
       <w:br/>
       <w:br/>
     </w:r>

--- a/tillsyn/A 25097-2026 tillsynsbegäran.docx
+++ b/tillsyn/A 25097-2026 tillsynsbegäran.docx
@@ -1536,7 +1536,7 @@
     <w:r>
       <w:tab/>
       <w:tab/>
-      <w:t>2026-09-12</w:t>
+      <w:t>2026-09-13</w:t>
       <w:br/>
       <w:br/>
     </w:r>
